--- a/RutaRescue_Product_and_Technical_Design.docx
+++ b/RutaRescue_Product_and_Technical_Design.docx
@@ -462,6 +462,27 @@
           <w:sz w:val="22"/>
         </w:rPr>
         <w:t>Design decisions requiring final acknowledgment</w:t>
+      </w:r>
+    </w:p>
+    <w:p>
+      <w:pPr>
+        <w:ind w:left="403" w:hanging="403"/>
+      </w:pPr>
+      <w:r>
+        <w:rPr>
+          <w:rFonts w:ascii="Aptos" w:hAnsi="Aptos"/>
+          <w:color w:val="000000"/>
+          <w:sz w:val="22"/>
+        </w:rPr>
+        <w:t xml:space="preserve">16.  </w:t>
+      </w:r>
+      <w:r>
+        <w:rPr>
+          <w:rFonts w:ascii="Aptos" w:hAnsi="Aptos"/>
+          <w:color w:val="000000"/>
+          <w:sz w:val="22"/>
+        </w:rPr>
+        <w:t>Role workflow update (2026-10-22)</w:t>
       </w:r>
     </w:p>
     <w:p>
@@ -3737,6 +3758,5194 @@
           <w:sz w:val="22"/>
         </w:rPr>
         <w:t>Once acknowledged, the next artifact will be the task-by-task implementation plan with proposed file paths, tests, team-parallel workstreams, integration order, and daily completion gates.</w:t>
+      </w:r>
+    </w:p>
+    <w:p>
+      <w:r>
+        <w:br w:type="page"/>
+      </w:r>
+    </w:p>
+    <w:p>
+      <w:pPr>
+        <w:pStyle w:val="Heading1"/>
+      </w:pPr>
+      <w:r>
+        <w:t xml:space="preserve">16. Role workflow update (2026-10-22)</w:t>
+      </w:r>
+    </w:p>
+    <w:p>
+      <w:r>
+        <w:rPr>
+          <w:rFonts w:ascii="Aptos" w:hAnsi="Aptos"/>
+          <w:color w:val="000000"/>
+          <w:sz w:val="22"/>
+        </w:rPr>
+        <w:t xml:space="preserve">This section updates sections 3, 4, 5, 8, 10, 12 and 13 for the role workflows added on 22 October 2026. Where it differs from an earlier section, this section applies. The full requirement, use-case and diagram set (with Mermaid diagrams) is in docs/ARCHITECTURE_roles_oop_mvc.md; a plain-language walkthrough for the team is in docs/WALKTHROUGH.md; the change log is docs/CHANGES_2026-10-22_role-workflows.md.</w:t>
+      </w:r>
+    </w:p>
+    <w:p>
+      <w:pPr>
+        <w:pStyle w:val="Heading2"/>
+      </w:pPr>
+      <w:r>
+        <w:t xml:space="preserve">16.1 Roles</w:t>
+      </w:r>
+    </w:p>
+    <w:tbl>
+      <w:tblPr>
+        <w:tblStyle w:val="TableGrid"/>
+        <w:tblW w:type="dxa" w:w="9936"/>
+        <w:tblLayout w:type="fixed"/>
+        <w:tblLook w:firstColumn="1" w:firstRow="1" w:lastColumn="0" w:lastRow="0" w:noHBand="0" w:noVBand="1" w:val="04A0"/>
+        <w:tblBorders>
+          <w:top w:val="single" w:sz="4" w:color="D9D9D9"/>
+          <w:left w:val="single" w:sz="4" w:color="D9D9D9"/>
+          <w:bottom w:val="single" w:sz="4" w:color="D9D9D9"/>
+          <w:right w:val="single" w:sz="4" w:color="D9D9D9"/>
+          <w:insideH w:val="single" w:sz="4" w:color="D9D9D9"/>
+          <w:insideV w:val="single" w:sz="4" w:color="D9D9D9"/>
+        </w:tblBorders>
+      </w:tblPr>
+      <w:tblGrid>
+        <w:gridCol w:w="1800"/>
+        <w:gridCol w:w="5436"/>
+        <w:gridCol w:w="2700"/>
+      </w:tblGrid>
+      <w:tr>
+        <w:trPr>
+          <w:tblHeader/>
+          <w:cantSplit/>
+        </w:trPr>
+        <w:tc>
+          <w:tcPr>
+            <w:tcW w:type="dxa" w:w="1800"/>
+            <w:vAlign w:val="center"/>
+            <w:shd w:val="clear" w:color="auto" w:fill="16324F"/>
+            <w:tcMar>
+              <w:top w:w="110" w:type="dxa"/>
+              <w:start w:w="130" w:type="dxa"/>
+              <w:bottom w:w="110" w:type="dxa"/>
+              <w:end w:w="130" w:type="dxa"/>
+            </w:tcMar>
+          </w:tcPr>
+          <w:p>
+            <w:pPr>
+              <w:jc w:val="left"/>
+            </w:pPr>
+            <w:r>
+              <w:rPr>
+                <w:rFonts w:ascii="Aptos" w:hAnsi="Aptos"/>
+                <w:b/>
+                <w:color w:val="FFFFFF"/>
+                <w:sz w:val="18"/>
+              </w:rPr>
+              <w:t xml:space="preserve">Role</w:t>
+            </w:r>
+          </w:p>
+        </w:tc>
+        <w:tc>
+          <w:tcPr>
+            <w:tcW w:type="dxa" w:w="5436"/>
+            <w:vAlign w:val="center"/>
+            <w:shd w:val="clear" w:color="auto" w:fill="16324F"/>
+            <w:tcMar>
+              <w:top w:w="110" w:type="dxa"/>
+              <w:start w:w="130" w:type="dxa"/>
+              <w:bottom w:w="110" w:type="dxa"/>
+              <w:end w:w="130" w:type="dxa"/>
+            </w:tcMar>
+          </w:tcPr>
+          <w:p>
+            <w:pPr>
+              <w:jc w:val="left"/>
+            </w:pPr>
+            <w:r>
+              <w:rPr>
+                <w:rFonts w:ascii="Aptos" w:hAnsi="Aptos"/>
+                <w:b/>
+                <w:color w:val="FFFFFF"/>
+                <w:sz w:val="18"/>
+              </w:rPr>
+              <w:t xml:space="preserve">Main job</w:t>
+            </w:r>
+          </w:p>
+        </w:tc>
+        <w:tc>
+          <w:tcPr>
+            <w:tcW w:type="dxa" w:w="2700"/>
+            <w:vAlign w:val="center"/>
+            <w:shd w:val="clear" w:color="auto" w:fill="16324F"/>
+            <w:tcMar>
+              <w:top w:w="110" w:type="dxa"/>
+              <w:start w:w="130" w:type="dxa"/>
+              <w:bottom w:w="110" w:type="dxa"/>
+              <w:end w:w="130" w:type="dxa"/>
+            </w:tcMar>
+          </w:tcPr>
+          <w:p>
+            <w:pPr>
+              <w:jc w:val="left"/>
+            </w:pPr>
+            <w:r>
+              <w:rPr>
+                <w:rFonts w:ascii="Aptos" w:hAnsi="Aptos"/>
+                <w:b/>
+                <w:color w:val="FFFFFF"/>
+                <w:sz w:val="18"/>
+              </w:rPr>
+              <w:t xml:space="preserve">Tabs</w:t>
+            </w:r>
+          </w:p>
+        </w:tc>
+      </w:tr>
+      <w:tr>
+        <w:trPr>
+          <w:cantSplit/>
+        </w:trPr>
+        <w:tc>
+          <w:tcPr>
+            <w:tcW w:type="dxa" w:w="1800"/>
+            <w:vAlign w:val="center"/>
+            <w:tcMar>
+              <w:top w:w="110" w:type="dxa"/>
+              <w:start w:w="130" w:type="dxa"/>
+              <w:bottom w:w="110" w:type="dxa"/>
+              <w:end w:w="130" w:type="dxa"/>
+            </w:tcMar>
+          </w:tcPr>
+          <w:p>
+            <w:pPr>
+              <w:jc w:val="left"/>
+            </w:pPr>
+            <w:r>
+              <w:rPr>
+                <w:rFonts w:ascii="Aptos" w:hAnsi="Aptos"/>
+                <w:color w:val="000000"/>
+                <w:sz w:val="19"/>
+              </w:rPr>
+              <w:t xml:space="preserve">Citizen (resident)</w:t>
+            </w:r>
+          </w:p>
+        </w:tc>
+        <w:tc>
+          <w:tcPr>
+            <w:tcW w:type="dxa" w:w="5436"/>
+            <w:vAlign w:val="center"/>
+            <w:tcMar>
+              <w:top w:w="110" w:type="dxa"/>
+              <w:start w:w="130" w:type="dxa"/>
+              <w:bottom w:w="110" w:type="dxa"/>
+              <w:end w:w="130" w:type="dxa"/>
+            </w:tcMar>
+          </w:tcPr>
+          <w:p>
+            <w:pPr>
+              <w:jc w:val="left"/>
+            </w:pPr>
+            <w:r>
+              <w:rPr>
+                <w:rFonts w:ascii="Aptos" w:hAnsi="Aptos"/>
+                <w:color w:val="000000"/>
+                <w:sz w:val="19"/>
+              </w:rPr>
+              <w:t xml:space="preserve">Plans safer routes, keeps a family record, applies for Ligtas Priority, and carries a priority ID when in a priority group.</w:t>
+            </w:r>
+          </w:p>
+        </w:tc>
+        <w:tc>
+          <w:tcPr>
+            <w:tcW w:type="dxa" w:w="2700"/>
+            <w:vAlign w:val="center"/>
+            <w:tcMar>
+              <w:top w:w="110" w:type="dxa"/>
+              <w:start w:w="130" w:type="dxa"/>
+              <w:bottom w:w="110" w:type="dxa"/>
+              <w:end w:w="130" w:type="dxa"/>
+            </w:tcMar>
+          </w:tcPr>
+          <w:p>
+            <w:pPr>
+              <w:jc w:val="left"/>
+            </w:pPr>
+            <w:r>
+              <w:rPr>
+                <w:rFonts w:ascii="Aptos" w:hAnsi="Aptos"/>
+                <w:color w:val="000000"/>
+                <w:sz w:val="19"/>
+              </w:rPr>
+              <w:t xml:space="preserve">Home, Route, Centers, Record</w:t>
+            </w:r>
+          </w:p>
+        </w:tc>
+      </w:tr>
+      <w:tr>
+        <w:trPr>
+          <w:cantSplit/>
+        </w:trPr>
+        <w:tc>
+          <w:tcPr>
+            <w:tcW w:type="dxa" w:w="1800"/>
+            <w:vAlign w:val="center"/>
+            <w:tcMar>
+              <w:top w:w="110" w:type="dxa"/>
+              <w:start w:w="130" w:type="dxa"/>
+              <w:bottom w:w="110" w:type="dxa"/>
+              <w:end w:w="130" w:type="dxa"/>
+            </w:tcMar>
+          </w:tcPr>
+          <w:p>
+            <w:pPr>
+              <w:jc w:val="left"/>
+            </w:pPr>
+            <w:r>
+              <w:rPr>
+                <w:rFonts w:ascii="Aptos" w:hAnsi="Aptos"/>
+                <w:color w:val="000000"/>
+                <w:sz w:val="19"/>
+              </w:rPr>
+              <w:t xml:space="preserve">Moderator</w:t>
+            </w:r>
+          </w:p>
+        </w:tc>
+        <w:tc>
+          <w:tcPr>
+            <w:tcW w:type="dxa" w:w="5436"/>
+            <w:vAlign w:val="center"/>
+            <w:tcMar>
+              <w:top w:w="110" w:type="dxa"/>
+              <w:start w:w="130" w:type="dxa"/>
+              <w:bottom w:w="110" w:type="dxa"/>
+              <w:end w:w="130" w:type="dxa"/>
+            </w:tcMar>
+          </w:tcPr>
+          <w:p>
+            <w:pPr>
+              <w:jc w:val="left"/>
+            </w:pPr>
+            <w:r>
+              <w:rPr>
+                <w:rFonts w:ascii="Aptos" w:hAnsi="Aptos"/>
+                <w:color w:val="000000"/>
+                <w:sz w:val="19"/>
+              </w:rPr>
+              <w:t xml:space="preserve">Runs ONE evacuation center: headcount, status and facilities; checks priority IDs; decides Ligtas applications; sends advisories about the center to the LGU.</w:t>
+            </w:r>
+          </w:p>
+        </w:tc>
+        <w:tc>
+          <w:tcPr>
+            <w:tcW w:type="dxa" w:w="2700"/>
+            <w:vAlign w:val="center"/>
+            <w:tcMar>
+              <w:top w:w="110" w:type="dxa"/>
+              <w:start w:w="130" w:type="dxa"/>
+              <w:bottom w:w="110" w:type="dxa"/>
+              <w:end w:w="130" w:type="dxa"/>
+            </w:tcMar>
+          </w:tcPr>
+          <w:p>
+            <w:pPr>
+              <w:jc w:val="left"/>
+            </w:pPr>
+            <w:r>
+              <w:rPr>
+                <w:rFonts w:ascii="Aptos" w:hAnsi="Aptos"/>
+                <w:color w:val="000000"/>
+                <w:sz w:val="19"/>
+              </w:rPr>
+              <w:t xml:space="preserve">Overview, Centers, Reviews</w:t>
+            </w:r>
+          </w:p>
+        </w:tc>
+      </w:tr>
+      <w:tr>
+        <w:trPr>
+          <w:cantSplit/>
+        </w:trPr>
+        <w:tc>
+          <w:tcPr>
+            <w:tcW w:type="dxa" w:w="1800"/>
+            <w:vAlign w:val="center"/>
+            <w:tcMar>
+              <w:top w:w="110" w:type="dxa"/>
+              <w:start w:w="130" w:type="dxa"/>
+              <w:bottom w:w="110" w:type="dxa"/>
+              <w:end w:w="130" w:type="dxa"/>
+            </w:tcMar>
+          </w:tcPr>
+          <w:p>
+            <w:pPr>
+              <w:jc w:val="left"/>
+            </w:pPr>
+            <w:r>
+              <w:rPr>
+                <w:rFonts w:ascii="Aptos" w:hAnsi="Aptos"/>
+                <w:color w:val="000000"/>
+                <w:sz w:val="19"/>
+              </w:rPr>
+              <w:t xml:space="preserve">LGU</w:t>
+            </w:r>
+          </w:p>
+        </w:tc>
+        <w:tc>
+          <w:tcPr>
+            <w:tcW w:type="dxa" w:w="5436"/>
+            <w:vAlign w:val="center"/>
+            <w:tcMar>
+              <w:top w:w="110" w:type="dxa"/>
+              <w:start w:w="130" w:type="dxa"/>
+              <w:bottom w:w="110" w:type="dxa"/>
+              <w:end w:w="130" w:type="dxa"/>
+            </w:tcMar>
+          </w:tcPr>
+          <w:p>
+            <w:pPr>
+              <w:jc w:val="left"/>
+            </w:pPr>
+            <w:r>
+              <w:rPr>
+                <w:rFonts w:ascii="Aptos" w:hAnsi="Aptos"/>
+                <w:color w:val="000000"/>
+                <w:sz w:val="19"/>
+              </w:rPr>
+              <w:t xml:space="preserve">Sets the city alert level; posts road closures and bridge/tunnel status; creates and publishes centers; accepts or declines advisories; approves staff and assigns each moderator a center.</w:t>
+            </w:r>
+          </w:p>
+        </w:tc>
+        <w:tc>
+          <w:tcPr>
+            <w:tcW w:type="dxa" w:w="2700"/>
+            <w:vAlign w:val="center"/>
+            <w:tcMar>
+              <w:top w:w="110" w:type="dxa"/>
+              <w:start w:w="130" w:type="dxa"/>
+              <w:bottom w:w="110" w:type="dxa"/>
+              <w:end w:w="130" w:type="dxa"/>
+            </w:tcMar>
+          </w:tcPr>
+          <w:p>
+            <w:pPr>
+              <w:jc w:val="left"/>
+            </w:pPr>
+            <w:r>
+              <w:rPr>
+                <w:rFonts w:ascii="Aptos" w:hAnsi="Aptos"/>
+                <w:color w:val="000000"/>
+                <w:sz w:val="19"/>
+              </w:rPr>
+              <w:t xml:space="preserve">Overview, Map, Finalize, Data</w:t>
+            </w:r>
+          </w:p>
+        </w:tc>
+      </w:tr>
+    </w:tbl>
+    <w:p>
+      <w:pPr>
+        <w:spacing w:after="40"/>
+      </w:pPr>
+    </w:p>
+    <w:p>
+      <w:r>
+        <w:rPr>
+          <w:rFonts w:ascii="Aptos" w:hAnsi="Aptos"/>
+          <w:color w:val="000000"/>
+          <w:sz w:val="22"/>
+        </w:rPr>
+        <w:t xml:space="preserve">Every staff account stays locked to the city chosen at staff sign-up. Every account has a Settings screen, opened from a gear in the header.</w:t>
+      </w:r>
+    </w:p>
+    <w:p>
+      <w:pPr>
+        <w:pStyle w:val="Heading2"/>
+      </w:pPr>
+      <w:r>
+        <w:t xml:space="preserve">16.2 Requirements (new or changed)</w:t>
+      </w:r>
+    </w:p>
+    <w:tbl>
+      <w:tblPr>
+        <w:tblStyle w:val="TableGrid"/>
+        <w:tblW w:type="dxa" w:w="9936"/>
+        <w:tblLayout w:type="fixed"/>
+        <w:tblLook w:firstColumn="1" w:firstRow="1" w:lastColumn="0" w:lastRow="0" w:noHBand="0" w:noVBand="1" w:val="04A0"/>
+        <w:tblBorders>
+          <w:top w:val="single" w:sz="4" w:color="D9D9D9"/>
+          <w:left w:val="single" w:sz="4" w:color="D9D9D9"/>
+          <w:bottom w:val="single" w:sz="4" w:color="D9D9D9"/>
+          <w:right w:val="single" w:sz="4" w:color="D9D9D9"/>
+          <w:insideH w:val="single" w:sz="4" w:color="D9D9D9"/>
+          <w:insideV w:val="single" w:sz="4" w:color="D9D9D9"/>
+        </w:tblBorders>
+      </w:tblPr>
+      <w:tblGrid>
+        <w:gridCol w:w="1100"/>
+        <w:gridCol w:w="8836"/>
+      </w:tblGrid>
+      <w:tr>
+        <w:trPr>
+          <w:tblHeader/>
+          <w:cantSplit/>
+        </w:trPr>
+        <w:tc>
+          <w:tcPr>
+            <w:tcW w:type="dxa" w:w="1100"/>
+            <w:vAlign w:val="center"/>
+            <w:shd w:val="clear" w:color="auto" w:fill="16324F"/>
+            <w:tcMar>
+              <w:top w:w="110" w:type="dxa"/>
+              <w:start w:w="130" w:type="dxa"/>
+              <w:bottom w:w="110" w:type="dxa"/>
+              <w:end w:w="130" w:type="dxa"/>
+            </w:tcMar>
+          </w:tcPr>
+          <w:p>
+            <w:pPr>
+              <w:jc w:val="left"/>
+            </w:pPr>
+            <w:r>
+              <w:rPr>
+                <w:rFonts w:ascii="Aptos" w:hAnsi="Aptos"/>
+                <w:b/>
+                <w:color w:val="FFFFFF"/>
+                <w:sz w:val="18"/>
+              </w:rPr>
+              <w:t xml:space="preserve">ID</w:t>
+            </w:r>
+          </w:p>
+        </w:tc>
+        <w:tc>
+          <w:tcPr>
+            <w:tcW w:type="dxa" w:w="8836"/>
+            <w:vAlign w:val="center"/>
+            <w:shd w:val="clear" w:color="auto" w:fill="16324F"/>
+            <w:tcMar>
+              <w:top w:w="110" w:type="dxa"/>
+              <w:start w:w="130" w:type="dxa"/>
+              <w:bottom w:w="110" w:type="dxa"/>
+              <w:end w:w="130" w:type="dxa"/>
+            </w:tcMar>
+          </w:tcPr>
+          <w:p>
+            <w:pPr>
+              <w:jc w:val="left"/>
+            </w:pPr>
+            <w:r>
+              <w:rPr>
+                <w:rFonts w:ascii="Aptos" w:hAnsi="Aptos"/>
+                <w:b/>
+                <w:color w:val="FFFFFF"/>
+                <w:sz w:val="18"/>
+              </w:rPr>
+              <w:t xml:space="preserve">Requirement</w:t>
+            </w:r>
+          </w:p>
+        </w:tc>
+      </w:tr>
+      <w:tr>
+        <w:trPr>
+          <w:cantSplit/>
+        </w:trPr>
+        <w:tc>
+          <w:tcPr>
+            <w:tcW w:type="dxa" w:w="1100"/>
+            <w:vAlign w:val="center"/>
+            <w:tcMar>
+              <w:top w:w="110" w:type="dxa"/>
+              <w:start w:w="130" w:type="dxa"/>
+              <w:bottom w:w="110" w:type="dxa"/>
+              <w:end w:w="130" w:type="dxa"/>
+            </w:tcMar>
+          </w:tcPr>
+          <w:p>
+            <w:pPr>
+              <w:jc w:val="left"/>
+            </w:pPr>
+            <w:r>
+              <w:rPr>
+                <w:rFonts w:ascii="Aptos" w:hAnsi="Aptos"/>
+                <w:color w:val="000000"/>
+                <w:sz w:val="19"/>
+              </w:rPr>
+              <w:t xml:space="preserve">FR-G1</w:t>
+            </w:r>
+          </w:p>
+        </w:tc>
+        <w:tc>
+          <w:tcPr>
+            <w:tcW w:type="dxa" w:w="8836"/>
+            <w:vAlign w:val="center"/>
+            <w:tcMar>
+              <w:top w:w="110" w:type="dxa"/>
+              <w:start w:w="130" w:type="dxa"/>
+              <w:bottom w:w="110" w:type="dxa"/>
+              <w:end w:w="130" w:type="dxa"/>
+            </w:tcMar>
+          </w:tcPr>
+          <w:p>
+            <w:pPr>
+              <w:jc w:val="left"/>
+            </w:pPr>
+            <w:r>
+              <w:rPr>
+                <w:rFonts w:ascii="Aptos" w:hAnsi="Aptos"/>
+                <w:color w:val="000000"/>
+                <w:sz w:val="19"/>
+              </w:rPr>
+              <w:t xml:space="preserve">Every account has Settings: account, password reset e-mail, phone notifications, Sync now, About, Sign out; residents also see their priority ID.</w:t>
+            </w:r>
+          </w:p>
+        </w:tc>
+      </w:tr>
+      <w:tr>
+        <w:trPr>
+          <w:cantSplit/>
+        </w:trPr>
+        <w:tc>
+          <w:tcPr>
+            <w:tcW w:type="dxa" w:w="1100"/>
+            <w:vAlign w:val="center"/>
+            <w:tcMar>
+              <w:top w:w="110" w:type="dxa"/>
+              <w:start w:w="130" w:type="dxa"/>
+              <w:bottom w:w="110" w:type="dxa"/>
+              <w:end w:w="130" w:type="dxa"/>
+            </w:tcMar>
+          </w:tcPr>
+          <w:p>
+            <w:pPr>
+              <w:jc w:val="left"/>
+            </w:pPr>
+            <w:r>
+              <w:rPr>
+                <w:rFonts w:ascii="Aptos" w:hAnsi="Aptos"/>
+                <w:color w:val="000000"/>
+                <w:sz w:val="19"/>
+              </w:rPr>
+              <w:t xml:space="preserve">FR-G2</w:t>
+            </w:r>
+          </w:p>
+        </w:tc>
+        <w:tc>
+          <w:tcPr>
+            <w:tcW w:type="dxa" w:w="8836"/>
+            <w:vAlign w:val="center"/>
+            <w:tcMar>
+              <w:top w:w="110" w:type="dxa"/>
+              <w:start w:w="130" w:type="dxa"/>
+              <w:bottom w:w="110" w:type="dxa"/>
+              <w:end w:w="130" w:type="dxa"/>
+            </w:tcMar>
+          </w:tcPr>
+          <w:p>
+            <w:pPr>
+              <w:jc w:val="left"/>
+            </w:pPr>
+            <w:r>
+              <w:rPr>
+                <w:rFonts w:ascii="Aptos" w:hAnsi="Aptos"/>
+                <w:color w:val="000000"/>
+                <w:sz w:val="19"/>
+              </w:rPr>
+              <w:t xml:space="preserve">The first screen of every role starts with the advisories: the city alert level, the 3 newest advisories, and See all.</w:t>
+            </w:r>
+          </w:p>
+        </w:tc>
+      </w:tr>
+      <w:tr>
+        <w:trPr>
+          <w:cantSplit/>
+        </w:trPr>
+        <w:tc>
+          <w:tcPr>
+            <w:tcW w:type="dxa" w:w="1100"/>
+            <w:vAlign w:val="center"/>
+            <w:tcMar>
+              <w:top w:w="110" w:type="dxa"/>
+              <w:start w:w="130" w:type="dxa"/>
+              <w:bottom w:w="110" w:type="dxa"/>
+              <w:end w:w="130" w:type="dxa"/>
+            </w:tcMar>
+          </w:tcPr>
+          <w:p>
+            <w:pPr>
+              <w:jc w:val="left"/>
+            </w:pPr>
+            <w:r>
+              <w:rPr>
+                <w:rFonts w:ascii="Aptos" w:hAnsi="Aptos"/>
+                <w:color w:val="000000"/>
+                <w:sz w:val="19"/>
+              </w:rPr>
+              <w:t xml:space="preserve">FR-L1</w:t>
+            </w:r>
+          </w:p>
+        </w:tc>
+        <w:tc>
+          <w:tcPr>
+            <w:tcW w:type="dxa" w:w="8836"/>
+            <w:vAlign w:val="center"/>
+            <w:tcMar>
+              <w:top w:w="110" w:type="dxa"/>
+              <w:start w:w="130" w:type="dxa"/>
+              <w:bottom w:w="110" w:type="dxa"/>
+              <w:end w:w="130" w:type="dxa"/>
+            </w:tcMar>
+          </w:tcPr>
+          <w:p>
+            <w:pPr>
+              <w:jc w:val="left"/>
+            </w:pPr>
+            <w:r>
+              <w:rPr>
+                <w:rFonts w:ascii="Aptos" w:hAnsi="Aptos"/>
+                <w:color w:val="000000"/>
+                <w:sz w:val="19"/>
+              </w:rPr>
+              <w:t xml:space="preserve">Only the city LGU sets the city alert level (Advisory, Alert level 1, 2, 3) with an optional note.</w:t>
+            </w:r>
+          </w:p>
+        </w:tc>
+      </w:tr>
+      <w:tr>
+        <w:trPr>
+          <w:cantSplit/>
+        </w:trPr>
+        <w:tc>
+          <w:tcPr>
+            <w:tcW w:type="dxa" w:w="1100"/>
+            <w:vAlign w:val="center"/>
+            <w:tcMar>
+              <w:top w:w="110" w:type="dxa"/>
+              <w:start w:w="130" w:type="dxa"/>
+              <w:bottom w:w="110" w:type="dxa"/>
+              <w:end w:w="130" w:type="dxa"/>
+            </w:tcMar>
+          </w:tcPr>
+          <w:p>
+            <w:pPr>
+              <w:jc w:val="left"/>
+            </w:pPr>
+            <w:r>
+              <w:rPr>
+                <w:rFonts w:ascii="Aptos" w:hAnsi="Aptos"/>
+                <w:color w:val="000000"/>
+                <w:sz w:val="19"/>
+              </w:rPr>
+              <w:t xml:space="preserve">FR-L2</w:t>
+            </w:r>
+          </w:p>
+        </w:tc>
+        <w:tc>
+          <w:tcPr>
+            <w:tcW w:type="dxa" w:w="8836"/>
+            <w:vAlign w:val="center"/>
+            <w:tcMar>
+              <w:top w:w="110" w:type="dxa"/>
+              <w:start w:w="130" w:type="dxa"/>
+              <w:bottom w:w="110" w:type="dxa"/>
+              <w:end w:w="130" w:type="dxa"/>
+            </w:tcMar>
+          </w:tcPr>
+          <w:p>
+            <w:pPr>
+              <w:jc w:val="left"/>
+            </w:pPr>
+            <w:r>
+              <w:rPr>
+                <w:rFonts w:ascii="Aptos" w:hAnsi="Aptos"/>
+                <w:color w:val="000000"/>
+                <w:sz w:val="19"/>
+              </w:rPr>
+              <w:t xml:space="preserve">The LGU has an approval queue of moderator advisories with Accept (published at once with the city alert level) and Decline (comment of 5 to 300 characters for the moderator).</w:t>
+            </w:r>
+          </w:p>
+        </w:tc>
+      </w:tr>
+      <w:tr>
+        <w:trPr>
+          <w:cantSplit/>
+        </w:trPr>
+        <w:tc>
+          <w:tcPr>
+            <w:tcW w:type="dxa" w:w="1100"/>
+            <w:vAlign w:val="center"/>
+            <w:tcMar>
+              <w:top w:w="110" w:type="dxa"/>
+              <w:start w:w="130" w:type="dxa"/>
+              <w:bottom w:w="110" w:type="dxa"/>
+              <w:end w:w="130" w:type="dxa"/>
+            </w:tcMar>
+          </w:tcPr>
+          <w:p>
+            <w:pPr>
+              <w:jc w:val="left"/>
+            </w:pPr>
+            <w:r>
+              <w:rPr>
+                <w:rFonts w:ascii="Aptos" w:hAnsi="Aptos"/>
+                <w:color w:val="000000"/>
+                <w:sz w:val="19"/>
+              </w:rPr>
+              <w:t xml:space="preserve">FR-L3</w:t>
+            </w:r>
+          </w:p>
+        </w:tc>
+        <w:tc>
+          <w:tcPr>
+            <w:tcW w:type="dxa" w:w="8836"/>
+            <w:vAlign w:val="center"/>
+            <w:tcMar>
+              <w:top w:w="110" w:type="dxa"/>
+              <w:start w:w="130" w:type="dxa"/>
+              <w:bottom w:w="110" w:type="dxa"/>
+              <w:end w:w="130" w:type="dxa"/>
+            </w:tcMar>
+          </w:tcPr>
+          <w:p>
+            <w:pPr>
+              <w:jc w:val="left"/>
+            </w:pPr>
+            <w:r>
+              <w:rPr>
+                <w:rFonts w:ascii="Aptos" w:hAnsi="Aptos"/>
+                <w:color w:val="000000"/>
+                <w:sz w:val="19"/>
+              </w:rPr>
+              <w:t xml:space="preserve">Only the LGU posts or lifts road closures and bridge/tunnel status.</w:t>
+            </w:r>
+          </w:p>
+        </w:tc>
+      </w:tr>
+      <w:tr>
+        <w:trPr>
+          <w:cantSplit/>
+        </w:trPr>
+        <w:tc>
+          <w:tcPr>
+            <w:tcW w:type="dxa" w:w="1100"/>
+            <w:vAlign w:val="center"/>
+            <w:tcMar>
+              <w:top w:w="110" w:type="dxa"/>
+              <w:start w:w="130" w:type="dxa"/>
+              <w:bottom w:w="110" w:type="dxa"/>
+              <w:end w:w="130" w:type="dxa"/>
+            </w:tcMar>
+          </w:tcPr>
+          <w:p>
+            <w:pPr>
+              <w:jc w:val="left"/>
+            </w:pPr>
+            <w:r>
+              <w:rPr>
+                <w:rFonts w:ascii="Aptos" w:hAnsi="Aptos"/>
+                <w:color w:val="000000"/>
+                <w:sz w:val="19"/>
+              </w:rPr>
+              <w:t xml:space="preserve">FR-L4</w:t>
+            </w:r>
+          </w:p>
+        </w:tc>
+        <w:tc>
+          <w:tcPr>
+            <w:tcW w:type="dxa" w:w="8836"/>
+            <w:vAlign w:val="center"/>
+            <w:tcMar>
+              <w:top w:w="110" w:type="dxa"/>
+              <w:start w:w="130" w:type="dxa"/>
+              <w:bottom w:w="110" w:type="dxa"/>
+              <w:end w:w="130" w:type="dxa"/>
+            </w:tcMar>
+          </w:tcPr>
+          <w:p>
+            <w:pPr>
+              <w:jc w:val="left"/>
+            </w:pPr>
+            <w:r>
+              <w:rPr>
+                <w:rFonts w:ascii="Aptos" w:hAnsi="Aptos"/>
+                <w:color w:val="000000"/>
+                <w:sz w:val="19"/>
+              </w:rPr>
+              <w:t xml:space="preserve">When a closure is posted or lifted, residents' route suggestions update by themselves to avoid closed roads.</w:t>
+            </w:r>
+          </w:p>
+        </w:tc>
+      </w:tr>
+      <w:tr>
+        <w:trPr>
+          <w:cantSplit/>
+        </w:trPr>
+        <w:tc>
+          <w:tcPr>
+            <w:tcW w:type="dxa" w:w="1100"/>
+            <w:vAlign w:val="center"/>
+            <w:tcMar>
+              <w:top w:w="110" w:type="dxa"/>
+              <w:start w:w="130" w:type="dxa"/>
+              <w:bottom w:w="110" w:type="dxa"/>
+              <w:end w:w="130" w:type="dxa"/>
+            </w:tcMar>
+          </w:tcPr>
+          <w:p>
+            <w:pPr>
+              <w:jc w:val="left"/>
+            </w:pPr>
+            <w:r>
+              <w:rPr>
+                <w:rFonts w:ascii="Aptos" w:hAnsi="Aptos"/>
+                <w:color w:val="000000"/>
+                <w:sz w:val="19"/>
+              </w:rPr>
+              <w:t xml:space="preserve">FR-L5</w:t>
+            </w:r>
+          </w:p>
+        </w:tc>
+        <w:tc>
+          <w:tcPr>
+            <w:tcW w:type="dxa" w:w="8836"/>
+            <w:vAlign w:val="center"/>
+            <w:tcMar>
+              <w:top w:w="110" w:type="dxa"/>
+              <w:start w:w="130" w:type="dxa"/>
+              <w:bottom w:w="110" w:type="dxa"/>
+              <w:end w:w="130" w:type="dxa"/>
+            </w:tcMar>
+          </w:tcPr>
+          <w:p>
+            <w:pPr>
+              <w:jc w:val="left"/>
+            </w:pPr>
+            <w:r>
+              <w:rPr>
+                <w:rFonts w:ascii="Aptos" w:hAnsi="Aptos"/>
+                <w:color w:val="000000"/>
+                <w:sz w:val="19"/>
+              </w:rPr>
+              <w:t xml:space="preserve">Only the LGU adds, imports, edits, verifies, publishes and archives centers; a published center must be verified.</w:t>
+            </w:r>
+          </w:p>
+        </w:tc>
+      </w:tr>
+      <w:tr>
+        <w:trPr>
+          <w:cantSplit/>
+        </w:trPr>
+        <w:tc>
+          <w:tcPr>
+            <w:tcW w:type="dxa" w:w="1100"/>
+            <w:vAlign w:val="center"/>
+            <w:tcMar>
+              <w:top w:w="110" w:type="dxa"/>
+              <w:start w:w="130" w:type="dxa"/>
+              <w:bottom w:w="110" w:type="dxa"/>
+              <w:end w:w="130" w:type="dxa"/>
+            </w:tcMar>
+          </w:tcPr>
+          <w:p>
+            <w:pPr>
+              <w:jc w:val="left"/>
+            </w:pPr>
+            <w:r>
+              <w:rPr>
+                <w:rFonts w:ascii="Aptos" w:hAnsi="Aptos"/>
+                <w:color w:val="000000"/>
+                <w:sz w:val="19"/>
+              </w:rPr>
+              <w:t xml:space="preserve">FR-L6</w:t>
+            </w:r>
+          </w:p>
+        </w:tc>
+        <w:tc>
+          <w:tcPr>
+            <w:tcW w:type="dxa" w:w="8836"/>
+            <w:vAlign w:val="center"/>
+            <w:tcMar>
+              <w:top w:w="110" w:type="dxa"/>
+              <w:start w:w="130" w:type="dxa"/>
+              <w:bottom w:w="110" w:type="dxa"/>
+              <w:end w:w="130" w:type="dxa"/>
+            </w:tcMar>
+          </w:tcPr>
+          <w:p>
+            <w:pPr>
+              <w:jc w:val="left"/>
+            </w:pPr>
+            <w:r>
+              <w:rPr>
+                <w:rFonts w:ascii="Aptos" w:hAnsi="Aptos"/>
+                <w:color w:val="000000"/>
+                <w:sz w:val="19"/>
+              </w:rPr>
+              <w:t xml:space="preserve">The LGU approves staff sign-ups; a moderator is approved with the center they will run, and the LGU can change it later.</w:t>
+            </w:r>
+          </w:p>
+        </w:tc>
+      </w:tr>
+      <w:tr>
+        <w:trPr>
+          <w:cantSplit/>
+        </w:trPr>
+        <w:tc>
+          <w:tcPr>
+            <w:tcW w:type="dxa" w:w="1100"/>
+            <w:vAlign w:val="center"/>
+            <w:tcMar>
+              <w:top w:w="110" w:type="dxa"/>
+              <w:start w:w="130" w:type="dxa"/>
+              <w:bottom w:w="110" w:type="dxa"/>
+              <w:end w:w="130" w:type="dxa"/>
+            </w:tcMar>
+          </w:tcPr>
+          <w:p>
+            <w:pPr>
+              <w:jc w:val="left"/>
+            </w:pPr>
+            <w:r>
+              <w:rPr>
+                <w:rFonts w:ascii="Aptos" w:hAnsi="Aptos"/>
+                <w:color w:val="000000"/>
+                <w:sz w:val="19"/>
+              </w:rPr>
+              <w:t xml:space="preserve">FR-M1</w:t>
+            </w:r>
+          </w:p>
+        </w:tc>
+        <w:tc>
+          <w:tcPr>
+            <w:tcW w:type="dxa" w:w="8836"/>
+            <w:vAlign w:val="center"/>
+            <w:tcMar>
+              <w:top w:w="110" w:type="dxa"/>
+              <w:start w:w="130" w:type="dxa"/>
+              <w:bottom w:w="110" w:type="dxa"/>
+              <w:end w:w="130" w:type="dxa"/>
+            </w:tcMar>
+          </w:tcPr>
+          <w:p>
+            <w:pPr>
+              <w:jc w:val="left"/>
+            </w:pPr>
+            <w:r>
+              <w:rPr>
+                <w:rFonts w:ascii="Aptos" w:hAnsi="Aptos"/>
+                <w:color w:val="000000"/>
+                <w:sz w:val="19"/>
+              </w:rPr>
+              <w:t xml:space="preserve">A moderator cannot add centers.</w:t>
+            </w:r>
+          </w:p>
+        </w:tc>
+      </w:tr>
+      <w:tr>
+        <w:trPr>
+          <w:cantSplit/>
+        </w:trPr>
+        <w:tc>
+          <w:tcPr>
+            <w:tcW w:type="dxa" w:w="1100"/>
+            <w:vAlign w:val="center"/>
+            <w:tcMar>
+              <w:top w:w="110" w:type="dxa"/>
+              <w:start w:w="130" w:type="dxa"/>
+              <w:bottom w:w="110" w:type="dxa"/>
+              <w:end w:w="130" w:type="dxa"/>
+            </w:tcMar>
+          </w:tcPr>
+          <w:p>
+            <w:pPr>
+              <w:jc w:val="left"/>
+            </w:pPr>
+            <w:r>
+              <w:rPr>
+                <w:rFonts w:ascii="Aptos" w:hAnsi="Aptos"/>
+                <w:color w:val="000000"/>
+                <w:sz w:val="19"/>
+              </w:rPr>
+              <w:t xml:space="preserve">FR-M2</w:t>
+            </w:r>
+          </w:p>
+        </w:tc>
+        <w:tc>
+          <w:tcPr>
+            <w:tcW w:type="dxa" w:w="8836"/>
+            <w:vAlign w:val="center"/>
+            <w:tcMar>
+              <w:top w:w="110" w:type="dxa"/>
+              <w:start w:w="130" w:type="dxa"/>
+              <w:bottom w:w="110" w:type="dxa"/>
+              <w:end w:w="130" w:type="dxa"/>
+            </w:tcMar>
+          </w:tcPr>
+          <w:p>
+            <w:pPr>
+              <w:jc w:val="left"/>
+            </w:pPr>
+            <w:r>
+              <w:rPr>
+                <w:rFonts w:ascii="Aptos" w:hAnsi="Aptos"/>
+                <w:color w:val="000000"/>
+                <w:sz w:val="19"/>
+              </w:rPr>
+              <w:t xml:space="preserve">Manage Center is the moderator's main view (My center on the Overview).</w:t>
+            </w:r>
+          </w:p>
+        </w:tc>
+      </w:tr>
+      <w:tr>
+        <w:trPr>
+          <w:cantSplit/>
+        </w:trPr>
+        <w:tc>
+          <w:tcPr>
+            <w:tcW w:type="dxa" w:w="1100"/>
+            <w:vAlign w:val="center"/>
+            <w:tcMar>
+              <w:top w:w="110" w:type="dxa"/>
+              <w:start w:w="130" w:type="dxa"/>
+              <w:bottom w:w="110" w:type="dxa"/>
+              <w:end w:w="130" w:type="dxa"/>
+            </w:tcMar>
+          </w:tcPr>
+          <w:p>
+            <w:pPr>
+              <w:jc w:val="left"/>
+            </w:pPr>
+            <w:r>
+              <w:rPr>
+                <w:rFonts w:ascii="Aptos" w:hAnsi="Aptos"/>
+                <w:color w:val="000000"/>
+                <w:sz w:val="19"/>
+              </w:rPr>
+              <w:t xml:space="preserve">FR-M4</w:t>
+            </w:r>
+          </w:p>
+        </w:tc>
+        <w:tc>
+          <w:tcPr>
+            <w:tcW w:type="dxa" w:w="8836"/>
+            <w:vAlign w:val="center"/>
+            <w:tcMar>
+              <w:top w:w="110" w:type="dxa"/>
+              <w:start w:w="130" w:type="dxa"/>
+              <w:bottom w:w="110" w:type="dxa"/>
+              <w:end w:w="130" w:type="dxa"/>
+            </w:tcMar>
+          </w:tcPr>
+          <w:p>
+            <w:pPr>
+              <w:jc w:val="left"/>
+            </w:pPr>
+            <w:r>
+              <w:rPr>
+                <w:rFonts w:ascii="Aptos" w:hAnsi="Aptos"/>
+                <w:color w:val="000000"/>
+                <w:sz w:val="19"/>
+              </w:rPr>
+              <w:t xml:space="preserve">Moderator advisories are about their own center and go Pending to Approved (published) or Declined. Residents never see pending or declined ones; a declined one cannot be published or changed, shows the LGU comment, and is replaced by a new advisory.</w:t>
+            </w:r>
+          </w:p>
+        </w:tc>
+      </w:tr>
+      <w:tr>
+        <w:trPr>
+          <w:cantSplit/>
+        </w:trPr>
+        <w:tc>
+          <w:tcPr>
+            <w:tcW w:type="dxa" w:w="1100"/>
+            <w:vAlign w:val="center"/>
+            <w:tcMar>
+              <w:top w:w="110" w:type="dxa"/>
+              <w:start w:w="130" w:type="dxa"/>
+              <w:bottom w:w="110" w:type="dxa"/>
+              <w:end w:w="130" w:type="dxa"/>
+            </w:tcMar>
+          </w:tcPr>
+          <w:p>
+            <w:pPr>
+              <w:jc w:val="left"/>
+            </w:pPr>
+            <w:r>
+              <w:rPr>
+                <w:rFonts w:ascii="Aptos" w:hAnsi="Aptos"/>
+                <w:color w:val="000000"/>
+                <w:sz w:val="19"/>
+              </w:rPr>
+              <w:t xml:space="preserve">FR-M5</w:t>
+            </w:r>
+          </w:p>
+        </w:tc>
+        <w:tc>
+          <w:tcPr>
+            <w:tcW w:type="dxa" w:w="8836"/>
+            <w:vAlign w:val="center"/>
+            <w:tcMar>
+              <w:top w:w="110" w:type="dxa"/>
+              <w:start w:w="130" w:type="dxa"/>
+              <w:bottom w:w="110" w:type="dxa"/>
+              <w:end w:w="130" w:type="dxa"/>
+            </w:tcMar>
+          </w:tcPr>
+          <w:p>
+            <w:pPr>
+              <w:jc w:val="left"/>
+            </w:pPr>
+            <w:r>
+              <w:rPr>
+                <w:rFonts w:ascii="Aptos" w:hAnsi="Aptos"/>
+                <w:color w:val="000000"/>
+                <w:sz w:val="19"/>
+              </w:rPr>
+              <w:t xml:space="preserve">The moderator map is replaced by the list of the city's centers with current capacity.</w:t>
+            </w:r>
+          </w:p>
+        </w:tc>
+      </w:tr>
+      <w:tr>
+        <w:trPr>
+          <w:cantSplit/>
+        </w:trPr>
+        <w:tc>
+          <w:tcPr>
+            <w:tcW w:type="dxa" w:w="1100"/>
+            <w:vAlign w:val="center"/>
+            <w:tcMar>
+              <w:top w:w="110" w:type="dxa"/>
+              <w:start w:w="130" w:type="dxa"/>
+              <w:bottom w:w="110" w:type="dxa"/>
+              <w:end w:w="130" w:type="dxa"/>
+            </w:tcMar>
+          </w:tcPr>
+          <w:p>
+            <w:pPr>
+              <w:jc w:val="left"/>
+            </w:pPr>
+            <w:r>
+              <w:rPr>
+                <w:rFonts w:ascii="Aptos" w:hAnsi="Aptos"/>
+                <w:color w:val="000000"/>
+                <w:sz w:val="19"/>
+              </w:rPr>
+              <w:t xml:space="preserve">FR-M6</w:t>
+            </w:r>
+          </w:p>
+        </w:tc>
+        <w:tc>
+          <w:tcPr>
+            <w:tcW w:type="dxa" w:w="8836"/>
+            <w:vAlign w:val="center"/>
+            <w:tcMar>
+              <w:top w:w="110" w:type="dxa"/>
+              <w:start w:w="130" w:type="dxa"/>
+              <w:bottom w:w="110" w:type="dxa"/>
+              <w:end w:w="130" w:type="dxa"/>
+            </w:tcMar>
+          </w:tcPr>
+          <w:p>
+            <w:pPr>
+              <w:jc w:val="left"/>
+            </w:pPr>
+            <w:r>
+              <w:rPr>
+                <w:rFonts w:ascii="Aptos" w:hAnsi="Aptos"/>
+                <w:color w:val="000000"/>
+                <w:sz w:val="19"/>
+              </w:rPr>
+              <w:t xml:space="preserve">A moderator changes only the headcount, status and facilities of their own center.</w:t>
+            </w:r>
+          </w:p>
+        </w:tc>
+      </w:tr>
+      <w:tr>
+        <w:trPr>
+          <w:cantSplit/>
+        </w:trPr>
+        <w:tc>
+          <w:tcPr>
+            <w:tcW w:type="dxa" w:w="1100"/>
+            <w:vAlign w:val="center"/>
+            <w:tcMar>
+              <w:top w:w="110" w:type="dxa"/>
+              <w:start w:w="130" w:type="dxa"/>
+              <w:bottom w:w="110" w:type="dxa"/>
+              <w:end w:w="130" w:type="dxa"/>
+            </w:tcMar>
+          </w:tcPr>
+          <w:p>
+            <w:pPr>
+              <w:jc w:val="left"/>
+            </w:pPr>
+            <w:r>
+              <w:rPr>
+                <w:rFonts w:ascii="Aptos" w:hAnsi="Aptos"/>
+                <w:color w:val="000000"/>
+                <w:sz w:val="19"/>
+              </w:rPr>
+              <w:t xml:space="preserve">FR-M8</w:t>
+            </w:r>
+          </w:p>
+        </w:tc>
+        <w:tc>
+          <w:tcPr>
+            <w:tcW w:type="dxa" w:w="8836"/>
+            <w:vAlign w:val="center"/>
+            <w:tcMar>
+              <w:top w:w="110" w:type="dxa"/>
+              <w:start w:w="130" w:type="dxa"/>
+              <w:bottom w:w="110" w:type="dxa"/>
+              <w:end w:w="130" w:type="dxa"/>
+            </w:tcMar>
+          </w:tcPr>
+          <w:p>
+            <w:pPr>
+              <w:jc w:val="left"/>
+            </w:pPr>
+            <w:r>
+              <w:rPr>
+                <w:rFonts w:ascii="Aptos" w:hAnsi="Aptos"/>
+                <w:color w:val="000000"/>
+                <w:sz w:val="19"/>
+              </w:rPr>
+              <w:t xml:space="preserve">A moderator scans a priority ID (or types its code), sees the record and a checklist of documents and details, marks each OK or Missing, adds a note, and saves the check.</w:t>
+            </w:r>
+          </w:p>
+        </w:tc>
+      </w:tr>
+      <w:tr>
+        <w:trPr>
+          <w:cantSplit/>
+        </w:trPr>
+        <w:tc>
+          <w:tcPr>
+            <w:tcW w:type="dxa" w:w="1100"/>
+            <w:vAlign w:val="center"/>
+            <w:tcMar>
+              <w:top w:w="110" w:type="dxa"/>
+              <w:start w:w="130" w:type="dxa"/>
+              <w:bottom w:w="110" w:type="dxa"/>
+              <w:end w:w="130" w:type="dxa"/>
+            </w:tcMar>
+          </w:tcPr>
+          <w:p>
+            <w:pPr>
+              <w:jc w:val="left"/>
+            </w:pPr>
+            <w:r>
+              <w:rPr>
+                <w:rFonts w:ascii="Aptos" w:hAnsi="Aptos"/>
+                <w:color w:val="000000"/>
+                <w:sz w:val="19"/>
+              </w:rPr>
+              <w:t xml:space="preserve">FR-C1</w:t>
+            </w:r>
+          </w:p>
+        </w:tc>
+        <w:tc>
+          <w:tcPr>
+            <w:tcW w:type="dxa" w:w="8836"/>
+            <w:vAlign w:val="center"/>
+            <w:tcMar>
+              <w:top w:w="110" w:type="dxa"/>
+              <w:start w:w="130" w:type="dxa"/>
+              <w:bottom w:w="110" w:type="dxa"/>
+              <w:end w:w="130" w:type="dxa"/>
+            </w:tcMar>
+          </w:tcPr>
+          <w:p>
+            <w:pPr>
+              <w:jc w:val="left"/>
+            </w:pPr>
+            <w:r>
+              <w:rPr>
+                <w:rFonts w:ascii="Aptos" w:hAnsi="Aptos"/>
+                <w:color w:val="000000"/>
+                <w:sz w:val="19"/>
+              </w:rPr>
+              <w:t xml:space="preserve">Home starts with the advisories and the city alert level.</w:t>
+            </w:r>
+          </w:p>
+        </w:tc>
+      </w:tr>
+      <w:tr>
+        <w:trPr>
+          <w:cantSplit/>
+        </w:trPr>
+        <w:tc>
+          <w:tcPr>
+            <w:tcW w:type="dxa" w:w="1100"/>
+            <w:vAlign w:val="center"/>
+            <w:tcMar>
+              <w:top w:w="110" w:type="dxa"/>
+              <w:start w:w="130" w:type="dxa"/>
+              <w:bottom w:w="110" w:type="dxa"/>
+              <w:end w:w="130" w:type="dxa"/>
+            </w:tcMar>
+          </w:tcPr>
+          <w:p>
+            <w:pPr>
+              <w:jc w:val="left"/>
+            </w:pPr>
+            <w:r>
+              <w:rPr>
+                <w:rFonts w:ascii="Aptos" w:hAnsi="Aptos"/>
+                <w:color w:val="000000"/>
+                <w:sz w:val="19"/>
+              </w:rPr>
+              <w:t xml:space="preserve">FR-C2 to C4</w:t>
+            </w:r>
+          </w:p>
+        </w:tc>
+        <w:tc>
+          <w:tcPr>
+            <w:tcW w:type="dxa" w:w="8836"/>
+            <w:vAlign w:val="center"/>
+            <w:tcMar>
+              <w:top w:w="110" w:type="dxa"/>
+              <w:start w:w="130" w:type="dxa"/>
+              <w:bottom w:w="110" w:type="dxa"/>
+              <w:end w:w="130" w:type="dxa"/>
+            </w:tcMar>
+          </w:tcPr>
+          <w:p>
+            <w:pPr>
+              <w:jc w:val="left"/>
+            </w:pPr>
+            <w:r>
+              <w:rPr>
+                <w:rFonts w:ascii="Aptos" w:hAnsi="Aptos"/>
+                <w:color w:val="000000"/>
+                <w:sz w:val="19"/>
+              </w:rPr>
+              <w:t xml:space="preserve">At registration a resident may choose a priority group (senior citizen, person with disability, pregnant) and gets a priority ID with a QR code (random code only), which can be saved to the phone and shows what is missing after a check.</w:t>
+            </w:r>
+          </w:p>
+        </w:tc>
+      </w:tr>
+    </w:tbl>
+    <w:p>
+      <w:pPr>
+        <w:spacing w:after="40"/>
+      </w:pPr>
+    </w:p>
+    <w:p>
+      <w:pPr>
+        <w:pStyle w:val="Heading2"/>
+      </w:pPr>
+      <w:r>
+        <w:t xml:space="preserve">16.3 Use cases</w:t>
+      </w:r>
+    </w:p>
+    <w:tbl>
+      <w:tblPr>
+        <w:tblStyle w:val="TableGrid"/>
+        <w:tblW w:type="dxa" w:w="9936"/>
+        <w:tblLayout w:type="fixed"/>
+        <w:tblLook w:firstColumn="1" w:firstRow="1" w:lastColumn="0" w:lastRow="0" w:noHBand="0" w:noVBand="1" w:val="04A0"/>
+        <w:tblBorders>
+          <w:top w:val="single" w:sz="4" w:color="D9D9D9"/>
+          <w:left w:val="single" w:sz="4" w:color="D9D9D9"/>
+          <w:bottom w:val="single" w:sz="4" w:color="D9D9D9"/>
+          <w:right w:val="single" w:sz="4" w:color="D9D9D9"/>
+          <w:insideH w:val="single" w:sz="4" w:color="D9D9D9"/>
+          <w:insideV w:val="single" w:sz="4" w:color="D9D9D9"/>
+        </w:tblBorders>
+      </w:tblPr>
+      <w:tblGrid>
+        <w:gridCol w:w="2700"/>
+        <w:gridCol w:w="1500"/>
+        <w:gridCol w:w="5736"/>
+      </w:tblGrid>
+      <w:tr>
+        <w:trPr>
+          <w:tblHeader/>
+          <w:cantSplit/>
+        </w:trPr>
+        <w:tc>
+          <w:tcPr>
+            <w:tcW w:type="dxa" w:w="2700"/>
+            <w:vAlign w:val="center"/>
+            <w:shd w:val="clear" w:color="auto" w:fill="16324F"/>
+            <w:tcMar>
+              <w:top w:w="110" w:type="dxa"/>
+              <w:start w:w="130" w:type="dxa"/>
+              <w:bottom w:w="110" w:type="dxa"/>
+              <w:end w:w="130" w:type="dxa"/>
+            </w:tcMar>
+          </w:tcPr>
+          <w:p>
+            <w:pPr>
+              <w:jc w:val="left"/>
+            </w:pPr>
+            <w:r>
+              <w:rPr>
+                <w:rFonts w:ascii="Aptos" w:hAnsi="Aptos"/>
+                <w:b/>
+                <w:color w:val="FFFFFF"/>
+                <w:sz w:val="18"/>
+              </w:rPr>
+              <w:t xml:space="preserve">Use case</w:t>
+            </w:r>
+          </w:p>
+        </w:tc>
+        <w:tc>
+          <w:tcPr>
+            <w:tcW w:type="dxa" w:w="1500"/>
+            <w:vAlign w:val="center"/>
+            <w:shd w:val="clear" w:color="auto" w:fill="16324F"/>
+            <w:tcMar>
+              <w:top w:w="110" w:type="dxa"/>
+              <w:start w:w="130" w:type="dxa"/>
+              <w:bottom w:w="110" w:type="dxa"/>
+              <w:end w:w="130" w:type="dxa"/>
+            </w:tcMar>
+          </w:tcPr>
+          <w:p>
+            <w:pPr>
+              <w:jc w:val="left"/>
+            </w:pPr>
+            <w:r>
+              <w:rPr>
+                <w:rFonts w:ascii="Aptos" w:hAnsi="Aptos"/>
+                <w:b/>
+                <w:color w:val="FFFFFF"/>
+                <w:sz w:val="18"/>
+              </w:rPr>
+              <w:t xml:space="preserve">Actor</w:t>
+            </w:r>
+          </w:p>
+        </w:tc>
+        <w:tc>
+          <w:tcPr>
+            <w:tcW w:type="dxa" w:w="5736"/>
+            <w:vAlign w:val="center"/>
+            <w:shd w:val="clear" w:color="auto" w:fill="16324F"/>
+            <w:tcMar>
+              <w:top w:w="110" w:type="dxa"/>
+              <w:start w:w="130" w:type="dxa"/>
+              <w:bottom w:w="110" w:type="dxa"/>
+              <w:end w:w="130" w:type="dxa"/>
+            </w:tcMar>
+          </w:tcPr>
+          <w:p>
+            <w:pPr>
+              <w:jc w:val="left"/>
+            </w:pPr>
+            <w:r>
+              <w:rPr>
+                <w:rFonts w:ascii="Aptos" w:hAnsi="Aptos"/>
+                <w:b/>
+                <w:color w:val="FFFFFF"/>
+                <w:sz w:val="18"/>
+              </w:rPr>
+              <w:t xml:space="preserve">Main flow</w:t>
+            </w:r>
+          </w:p>
+        </w:tc>
+      </w:tr>
+      <w:tr>
+        <w:trPr>
+          <w:cantSplit/>
+        </w:trPr>
+        <w:tc>
+          <w:tcPr>
+            <w:tcW w:type="dxa" w:w="2700"/>
+            <w:vAlign w:val="center"/>
+            <w:tcMar>
+              <w:top w:w="110" w:type="dxa"/>
+              <w:start w:w="130" w:type="dxa"/>
+              <w:bottom w:w="110" w:type="dxa"/>
+              <w:end w:w="130" w:type="dxa"/>
+            </w:tcMar>
+          </w:tcPr>
+          <w:p>
+            <w:pPr>
+              <w:jc w:val="left"/>
+            </w:pPr>
+            <w:r>
+              <w:rPr>
+                <w:rFonts w:ascii="Aptos" w:hAnsi="Aptos"/>
+                <w:color w:val="000000"/>
+                <w:sz w:val="19"/>
+              </w:rPr>
+              <w:t xml:space="preserve">Set the alert level</w:t>
+            </w:r>
+          </w:p>
+        </w:tc>
+        <w:tc>
+          <w:tcPr>
+            <w:tcW w:type="dxa" w:w="1500"/>
+            <w:vAlign w:val="center"/>
+            <w:tcMar>
+              <w:top w:w="110" w:type="dxa"/>
+              <w:start w:w="130" w:type="dxa"/>
+              <w:bottom w:w="110" w:type="dxa"/>
+              <w:end w:w="130" w:type="dxa"/>
+            </w:tcMar>
+          </w:tcPr>
+          <w:p>
+            <w:pPr>
+              <w:jc w:val="left"/>
+            </w:pPr>
+            <w:r>
+              <w:rPr>
+                <w:rFonts w:ascii="Aptos" w:hAnsi="Aptos"/>
+                <w:color w:val="000000"/>
+                <w:sz w:val="19"/>
+              </w:rPr>
+              <w:t xml:space="preserve">LGU</w:t>
+            </w:r>
+          </w:p>
+        </w:tc>
+        <w:tc>
+          <w:tcPr>
+            <w:tcW w:type="dxa" w:w="5736"/>
+            <w:vAlign w:val="center"/>
+            <w:tcMar>
+              <w:top w:w="110" w:type="dxa"/>
+              <w:start w:w="130" w:type="dxa"/>
+              <w:bottom w:w="110" w:type="dxa"/>
+              <w:end w:w="130" w:type="dxa"/>
+            </w:tcMar>
+          </w:tcPr>
+          <w:p>
+            <w:pPr>
+              <w:jc w:val="left"/>
+            </w:pPr>
+            <w:r>
+              <w:rPr>
+                <w:rFonts w:ascii="Aptos" w:hAnsi="Aptos"/>
+                <w:color w:val="000000"/>
+                <w:sz w:val="19"/>
+              </w:rPr>
+              <w:t xml:space="preserve">Overview &gt; alert strip &gt; Change &gt; level &gt; optional note &gt; saved for the whole city.</w:t>
+            </w:r>
+          </w:p>
+        </w:tc>
+      </w:tr>
+      <w:tr>
+        <w:trPr>
+          <w:cantSplit/>
+        </w:trPr>
+        <w:tc>
+          <w:tcPr>
+            <w:tcW w:type="dxa" w:w="2700"/>
+            <w:vAlign w:val="center"/>
+            <w:tcMar>
+              <w:top w:w="110" w:type="dxa"/>
+              <w:start w:w="130" w:type="dxa"/>
+              <w:bottom w:w="110" w:type="dxa"/>
+              <w:end w:w="130" w:type="dxa"/>
+            </w:tcMar>
+          </w:tcPr>
+          <w:p>
+            <w:pPr>
+              <w:jc w:val="left"/>
+            </w:pPr>
+            <w:r>
+              <w:rPr>
+                <w:rFonts w:ascii="Aptos" w:hAnsi="Aptos"/>
+                <w:color w:val="000000"/>
+                <w:sz w:val="19"/>
+              </w:rPr>
+              <w:t xml:space="preserve">Send a center advisory</w:t>
+            </w:r>
+          </w:p>
+        </w:tc>
+        <w:tc>
+          <w:tcPr>
+            <w:tcW w:type="dxa" w:w="1500"/>
+            <w:vAlign w:val="center"/>
+            <w:tcMar>
+              <w:top w:w="110" w:type="dxa"/>
+              <w:start w:w="130" w:type="dxa"/>
+              <w:bottom w:w="110" w:type="dxa"/>
+              <w:end w:w="130" w:type="dxa"/>
+            </w:tcMar>
+          </w:tcPr>
+          <w:p>
+            <w:pPr>
+              <w:jc w:val="left"/>
+            </w:pPr>
+            <w:r>
+              <w:rPr>
+                <w:rFonts w:ascii="Aptos" w:hAnsi="Aptos"/>
+                <w:color w:val="000000"/>
+                <w:sz w:val="19"/>
+              </w:rPr>
+              <w:t xml:space="preserve">Moderator</w:t>
+            </w:r>
+          </w:p>
+        </w:tc>
+        <w:tc>
+          <w:tcPr>
+            <w:tcW w:type="dxa" w:w="5736"/>
+            <w:vAlign w:val="center"/>
+            <w:tcMar>
+              <w:top w:w="110" w:type="dxa"/>
+              <w:start w:w="130" w:type="dxa"/>
+              <w:bottom w:w="110" w:type="dxa"/>
+              <w:end w:w="130" w:type="dxa"/>
+            </w:tcMar>
+          </w:tcPr>
+          <w:p>
+            <w:pPr>
+              <w:jc w:val="left"/>
+            </w:pPr>
+            <w:r>
+              <w:rPr>
+                <w:rFonts w:ascii="Aptos" w:hAnsi="Aptos"/>
+                <w:color w:val="000000"/>
+                <w:sz w:val="19"/>
+              </w:rPr>
+              <w:t xml:space="preserve">Overview &gt; Write a center update &gt; Send to the LGU &gt; Pending approval.</w:t>
+            </w:r>
+          </w:p>
+        </w:tc>
+      </w:tr>
+      <w:tr>
+        <w:trPr>
+          <w:cantSplit/>
+        </w:trPr>
+        <w:tc>
+          <w:tcPr>
+            <w:tcW w:type="dxa" w:w="2700"/>
+            <w:vAlign w:val="center"/>
+            <w:tcMar>
+              <w:top w:w="110" w:type="dxa"/>
+              <w:start w:w="130" w:type="dxa"/>
+              <w:bottom w:w="110" w:type="dxa"/>
+              <w:end w:w="130" w:type="dxa"/>
+            </w:tcMar>
+          </w:tcPr>
+          <w:p>
+            <w:pPr>
+              <w:jc w:val="left"/>
+            </w:pPr>
+            <w:r>
+              <w:rPr>
+                <w:rFonts w:ascii="Aptos" w:hAnsi="Aptos"/>
+                <w:color w:val="000000"/>
+                <w:sz w:val="19"/>
+              </w:rPr>
+              <w:t xml:space="preserve">Accept or decline</w:t>
+            </w:r>
+          </w:p>
+        </w:tc>
+        <w:tc>
+          <w:tcPr>
+            <w:tcW w:type="dxa" w:w="1500"/>
+            <w:vAlign w:val="center"/>
+            <w:tcMar>
+              <w:top w:w="110" w:type="dxa"/>
+              <w:start w:w="130" w:type="dxa"/>
+              <w:bottom w:w="110" w:type="dxa"/>
+              <w:end w:w="130" w:type="dxa"/>
+            </w:tcMar>
+          </w:tcPr>
+          <w:p>
+            <w:pPr>
+              <w:jc w:val="left"/>
+            </w:pPr>
+            <w:r>
+              <w:rPr>
+                <w:rFonts w:ascii="Aptos" w:hAnsi="Aptos"/>
+                <w:color w:val="000000"/>
+                <w:sz w:val="19"/>
+              </w:rPr>
+              <w:t xml:space="preserve">LGU</w:t>
+            </w:r>
+          </w:p>
+        </w:tc>
+        <w:tc>
+          <w:tcPr>
+            <w:tcW w:type="dxa" w:w="5736"/>
+            <w:vAlign w:val="center"/>
+            <w:tcMar>
+              <w:top w:w="110" w:type="dxa"/>
+              <w:start w:w="130" w:type="dxa"/>
+              <w:bottom w:w="110" w:type="dxa"/>
+              <w:end w:w="130" w:type="dxa"/>
+            </w:tcMar>
+          </w:tcPr>
+          <w:p>
+            <w:pPr>
+              <w:jc w:val="left"/>
+            </w:pPr>
+            <w:r>
+              <w:rPr>
+                <w:rFonts w:ascii="Aptos" w:hAnsi="Aptos"/>
+                <w:color w:val="000000"/>
+                <w:sz w:val="19"/>
+              </w:rPr>
+              <w:t xml:space="preserve">Finalize &gt; Accept (published with the city level) or Decline &gt; comment.</w:t>
+            </w:r>
+          </w:p>
+        </w:tc>
+      </w:tr>
+      <w:tr>
+        <w:trPr>
+          <w:cantSplit/>
+        </w:trPr>
+        <w:tc>
+          <w:tcPr>
+            <w:tcW w:type="dxa" w:w="2700"/>
+            <w:vAlign w:val="center"/>
+            <w:tcMar>
+              <w:top w:w="110" w:type="dxa"/>
+              <w:start w:w="130" w:type="dxa"/>
+              <w:bottom w:w="110" w:type="dxa"/>
+              <w:end w:w="130" w:type="dxa"/>
+            </w:tcMar>
+          </w:tcPr>
+          <w:p>
+            <w:pPr>
+              <w:jc w:val="left"/>
+            </w:pPr>
+            <w:r>
+              <w:rPr>
+                <w:rFonts w:ascii="Aptos" w:hAnsi="Aptos"/>
+                <w:color w:val="000000"/>
+                <w:sz w:val="19"/>
+              </w:rPr>
+              <w:t xml:space="preserve">Rewrite a declined advisory</w:t>
+            </w:r>
+          </w:p>
+        </w:tc>
+        <w:tc>
+          <w:tcPr>
+            <w:tcW w:type="dxa" w:w="1500"/>
+            <w:vAlign w:val="center"/>
+            <w:tcMar>
+              <w:top w:w="110" w:type="dxa"/>
+              <w:start w:w="130" w:type="dxa"/>
+              <w:bottom w:w="110" w:type="dxa"/>
+              <w:end w:w="130" w:type="dxa"/>
+            </w:tcMar>
+          </w:tcPr>
+          <w:p>
+            <w:pPr>
+              <w:jc w:val="left"/>
+            </w:pPr>
+            <w:r>
+              <w:rPr>
+                <w:rFonts w:ascii="Aptos" w:hAnsi="Aptos"/>
+                <w:color w:val="000000"/>
+                <w:sz w:val="19"/>
+              </w:rPr>
+              <w:t xml:space="preserve">Moderator</w:t>
+            </w:r>
+          </w:p>
+        </w:tc>
+        <w:tc>
+          <w:tcPr>
+            <w:tcW w:type="dxa" w:w="5736"/>
+            <w:vAlign w:val="center"/>
+            <w:tcMar>
+              <w:top w:w="110" w:type="dxa"/>
+              <w:start w:w="130" w:type="dxa"/>
+              <w:bottom w:w="110" w:type="dxa"/>
+              <w:end w:w="130" w:type="dxa"/>
+            </w:tcMar>
+          </w:tcPr>
+          <w:p>
+            <w:pPr>
+              <w:jc w:val="left"/>
+            </w:pPr>
+            <w:r>
+              <w:rPr>
+                <w:rFonts w:ascii="Aptos" w:hAnsi="Aptos"/>
+                <w:color w:val="000000"/>
+                <w:sz w:val="19"/>
+              </w:rPr>
+              <w:t xml:space="preserve">Declined card shows the comment &gt; Write a new advisory &gt; Send.</w:t>
+            </w:r>
+          </w:p>
+        </w:tc>
+      </w:tr>
+      <w:tr>
+        <w:trPr>
+          <w:cantSplit/>
+        </w:trPr>
+        <w:tc>
+          <w:tcPr>
+            <w:tcW w:type="dxa" w:w="2700"/>
+            <w:vAlign w:val="center"/>
+            <w:tcMar>
+              <w:top w:w="110" w:type="dxa"/>
+              <w:start w:w="130" w:type="dxa"/>
+              <w:bottom w:w="110" w:type="dxa"/>
+              <w:end w:w="130" w:type="dxa"/>
+            </w:tcMar>
+          </w:tcPr>
+          <w:p>
+            <w:pPr>
+              <w:jc w:val="left"/>
+            </w:pPr>
+            <w:r>
+              <w:rPr>
+                <w:rFonts w:ascii="Aptos" w:hAnsi="Aptos"/>
+                <w:color w:val="000000"/>
+                <w:sz w:val="19"/>
+              </w:rPr>
+              <w:t xml:space="preserve">Manage own center</w:t>
+            </w:r>
+          </w:p>
+        </w:tc>
+        <w:tc>
+          <w:tcPr>
+            <w:tcW w:type="dxa" w:w="1500"/>
+            <w:vAlign w:val="center"/>
+            <w:tcMar>
+              <w:top w:w="110" w:type="dxa"/>
+              <w:start w:w="130" w:type="dxa"/>
+              <w:bottom w:w="110" w:type="dxa"/>
+              <w:end w:w="130" w:type="dxa"/>
+            </w:tcMar>
+          </w:tcPr>
+          <w:p>
+            <w:pPr>
+              <w:jc w:val="left"/>
+            </w:pPr>
+            <w:r>
+              <w:rPr>
+                <w:rFonts w:ascii="Aptos" w:hAnsi="Aptos"/>
+                <w:color w:val="000000"/>
+                <w:sz w:val="19"/>
+              </w:rPr>
+              <w:t xml:space="preserve">Moderator</w:t>
+            </w:r>
+          </w:p>
+        </w:tc>
+        <w:tc>
+          <w:tcPr>
+            <w:tcW w:type="dxa" w:w="5736"/>
+            <w:vAlign w:val="center"/>
+            <w:tcMar>
+              <w:top w:w="110" w:type="dxa"/>
+              <w:start w:w="130" w:type="dxa"/>
+              <w:bottom w:w="110" w:type="dxa"/>
+              <w:end w:w="130" w:type="dxa"/>
+            </w:tcMar>
+          </w:tcPr>
+          <w:p>
+            <w:pPr>
+              <w:jc w:val="left"/>
+            </w:pPr>
+            <w:r>
+              <w:rPr>
+                <w:rFonts w:ascii="Aptos" w:hAnsi="Aptos"/>
+                <w:color w:val="000000"/>
+                <w:sz w:val="19"/>
+              </w:rPr>
+              <w:t xml:space="preserve">Overview &gt; Manage center &gt; headcount, status, facilities &gt; Save.</w:t>
+            </w:r>
+          </w:p>
+        </w:tc>
+      </w:tr>
+      <w:tr>
+        <w:trPr>
+          <w:cantSplit/>
+        </w:trPr>
+        <w:tc>
+          <w:tcPr>
+            <w:tcW w:type="dxa" w:w="2700"/>
+            <w:vAlign w:val="center"/>
+            <w:tcMar>
+              <w:top w:w="110" w:type="dxa"/>
+              <w:start w:w="130" w:type="dxa"/>
+              <w:bottom w:w="110" w:type="dxa"/>
+              <w:end w:w="130" w:type="dxa"/>
+            </w:tcMar>
+          </w:tcPr>
+          <w:p>
+            <w:pPr>
+              <w:jc w:val="left"/>
+            </w:pPr>
+            <w:r>
+              <w:rPr>
+                <w:rFonts w:ascii="Aptos" w:hAnsi="Aptos"/>
+                <w:color w:val="000000"/>
+                <w:sz w:val="19"/>
+              </w:rPr>
+              <w:t xml:space="preserve">Add a center</w:t>
+            </w:r>
+          </w:p>
+        </w:tc>
+        <w:tc>
+          <w:tcPr>
+            <w:tcW w:type="dxa" w:w="1500"/>
+            <w:vAlign w:val="center"/>
+            <w:tcMar>
+              <w:top w:w="110" w:type="dxa"/>
+              <w:start w:w="130" w:type="dxa"/>
+              <w:bottom w:w="110" w:type="dxa"/>
+              <w:end w:w="130" w:type="dxa"/>
+            </w:tcMar>
+          </w:tcPr>
+          <w:p>
+            <w:pPr>
+              <w:jc w:val="left"/>
+            </w:pPr>
+            <w:r>
+              <w:rPr>
+                <w:rFonts w:ascii="Aptos" w:hAnsi="Aptos"/>
+                <w:color w:val="000000"/>
+                <w:sz w:val="19"/>
+              </w:rPr>
+              <w:t xml:space="preserve">LGU</w:t>
+            </w:r>
+          </w:p>
+        </w:tc>
+        <w:tc>
+          <w:tcPr>
+            <w:tcW w:type="dxa" w:w="5736"/>
+            <w:vAlign w:val="center"/>
+            <w:tcMar>
+              <w:top w:w="110" w:type="dxa"/>
+              <w:start w:w="130" w:type="dxa"/>
+              <w:bottom w:w="110" w:type="dxa"/>
+              <w:end w:w="130" w:type="dxa"/>
+            </w:tcMar>
+          </w:tcPr>
+          <w:p>
+            <w:pPr>
+              <w:jc w:val="left"/>
+            </w:pPr>
+            <w:r>
+              <w:rPr>
+                <w:rFonts w:ascii="Aptos" w:hAnsi="Aptos"/>
+                <w:color w:val="000000"/>
+                <w:sz w:val="19"/>
+              </w:rPr>
+              <w:t xml:space="preserve">Data &gt; Manage &gt; Add a center &gt; source &gt; Verify and publish.</w:t>
+            </w:r>
+          </w:p>
+        </w:tc>
+      </w:tr>
+      <w:tr>
+        <w:trPr>
+          <w:cantSplit/>
+        </w:trPr>
+        <w:tc>
+          <w:tcPr>
+            <w:tcW w:type="dxa" w:w="2700"/>
+            <w:vAlign w:val="center"/>
+            <w:tcMar>
+              <w:top w:w="110" w:type="dxa"/>
+              <w:start w:w="130" w:type="dxa"/>
+              <w:bottom w:w="110" w:type="dxa"/>
+              <w:end w:w="130" w:type="dxa"/>
+            </w:tcMar>
+          </w:tcPr>
+          <w:p>
+            <w:pPr>
+              <w:jc w:val="left"/>
+            </w:pPr>
+            <w:r>
+              <w:rPr>
+                <w:rFonts w:ascii="Aptos" w:hAnsi="Aptos"/>
+                <w:color w:val="000000"/>
+                <w:sz w:val="19"/>
+              </w:rPr>
+              <w:t xml:space="preserve">Approve staff, assign center</w:t>
+            </w:r>
+          </w:p>
+        </w:tc>
+        <w:tc>
+          <w:tcPr>
+            <w:tcW w:type="dxa" w:w="1500"/>
+            <w:vAlign w:val="center"/>
+            <w:tcMar>
+              <w:top w:w="110" w:type="dxa"/>
+              <w:start w:w="130" w:type="dxa"/>
+              <w:bottom w:w="110" w:type="dxa"/>
+              <w:end w:w="130" w:type="dxa"/>
+            </w:tcMar>
+          </w:tcPr>
+          <w:p>
+            <w:pPr>
+              <w:jc w:val="left"/>
+            </w:pPr>
+            <w:r>
+              <w:rPr>
+                <w:rFonts w:ascii="Aptos" w:hAnsi="Aptos"/>
+                <w:color w:val="000000"/>
+                <w:sz w:val="19"/>
+              </w:rPr>
+              <w:t xml:space="preserve">LGU</w:t>
+            </w:r>
+          </w:p>
+        </w:tc>
+        <w:tc>
+          <w:tcPr>
+            <w:tcW w:type="dxa" w:w="5736"/>
+            <w:vAlign w:val="center"/>
+            <w:tcMar>
+              <w:top w:w="110" w:type="dxa"/>
+              <w:start w:w="130" w:type="dxa"/>
+              <w:bottom w:w="110" w:type="dxa"/>
+              <w:end w:w="130" w:type="dxa"/>
+            </w:tcMar>
+          </w:tcPr>
+          <w:p>
+            <w:pPr>
+              <w:jc w:val="left"/>
+            </w:pPr>
+            <w:r>
+              <w:rPr>
+                <w:rFonts w:ascii="Aptos" w:hAnsi="Aptos"/>
+                <w:color w:val="000000"/>
+                <w:sz w:val="19"/>
+              </w:rPr>
+              <w:t xml:space="preserve">Finalize &gt; request &gt; Approve &gt; choose the center; change later.</w:t>
+            </w:r>
+          </w:p>
+        </w:tc>
+      </w:tr>
+      <w:tr>
+        <w:trPr>
+          <w:cantSplit/>
+        </w:trPr>
+        <w:tc>
+          <w:tcPr>
+            <w:tcW w:type="dxa" w:w="2700"/>
+            <w:vAlign w:val="center"/>
+            <w:tcMar>
+              <w:top w:w="110" w:type="dxa"/>
+              <w:start w:w="130" w:type="dxa"/>
+              <w:bottom w:w="110" w:type="dxa"/>
+              <w:end w:w="130" w:type="dxa"/>
+            </w:tcMar>
+          </w:tcPr>
+          <w:p>
+            <w:pPr>
+              <w:jc w:val="left"/>
+            </w:pPr>
+            <w:r>
+              <w:rPr>
+                <w:rFonts w:ascii="Aptos" w:hAnsi="Aptos"/>
+                <w:color w:val="000000"/>
+                <w:sz w:val="19"/>
+              </w:rPr>
+              <w:t xml:space="preserve">Post a closure</w:t>
+            </w:r>
+          </w:p>
+        </w:tc>
+        <w:tc>
+          <w:tcPr>
+            <w:tcW w:type="dxa" w:w="1500"/>
+            <w:vAlign w:val="center"/>
+            <w:tcMar>
+              <w:top w:w="110" w:type="dxa"/>
+              <w:start w:w="130" w:type="dxa"/>
+              <w:bottom w:w="110" w:type="dxa"/>
+              <w:end w:w="130" w:type="dxa"/>
+            </w:tcMar>
+          </w:tcPr>
+          <w:p>
+            <w:pPr>
+              <w:jc w:val="left"/>
+            </w:pPr>
+            <w:r>
+              <w:rPr>
+                <w:rFonts w:ascii="Aptos" w:hAnsi="Aptos"/>
+                <w:color w:val="000000"/>
+                <w:sz w:val="19"/>
+              </w:rPr>
+              <w:t xml:space="preserve">LGU</w:t>
+            </w:r>
+          </w:p>
+        </w:tc>
+        <w:tc>
+          <w:tcPr>
+            <w:tcW w:type="dxa" w:w="5736"/>
+            <w:vAlign w:val="center"/>
+            <w:tcMar>
+              <w:top w:w="110" w:type="dxa"/>
+              <w:start w:w="130" w:type="dxa"/>
+              <w:bottom w:w="110" w:type="dxa"/>
+              <w:end w:w="130" w:type="dxa"/>
+            </w:tcMar>
+          </w:tcPr>
+          <w:p>
+            <w:pPr>
+              <w:jc w:val="left"/>
+            </w:pPr>
+            <w:r>
+              <w:rPr>
+                <w:rFonts w:ascii="Aptos" w:hAnsi="Aptos"/>
+                <w:color w:val="000000"/>
+                <w:sz w:val="19"/>
+              </w:rPr>
+              <w:t xml:space="preserve">Map &gt; report closure &gt; residents' routes are planned again.</w:t>
+            </w:r>
+          </w:p>
+        </w:tc>
+      </w:tr>
+      <w:tr>
+        <w:trPr>
+          <w:cantSplit/>
+        </w:trPr>
+        <w:tc>
+          <w:tcPr>
+            <w:tcW w:type="dxa" w:w="2700"/>
+            <w:vAlign w:val="center"/>
+            <w:tcMar>
+              <w:top w:w="110" w:type="dxa"/>
+              <w:start w:w="130" w:type="dxa"/>
+              <w:bottom w:w="110" w:type="dxa"/>
+              <w:end w:w="130" w:type="dxa"/>
+            </w:tcMar>
+          </w:tcPr>
+          <w:p>
+            <w:pPr>
+              <w:jc w:val="left"/>
+            </w:pPr>
+            <w:r>
+              <w:rPr>
+                <w:rFonts w:ascii="Aptos" w:hAnsi="Aptos"/>
+                <w:color w:val="000000"/>
+                <w:sz w:val="19"/>
+              </w:rPr>
+              <w:t xml:space="preserve">Register with a priority group</w:t>
+            </w:r>
+          </w:p>
+        </w:tc>
+        <w:tc>
+          <w:tcPr>
+            <w:tcW w:type="dxa" w:w="1500"/>
+            <w:vAlign w:val="center"/>
+            <w:tcMar>
+              <w:top w:w="110" w:type="dxa"/>
+              <w:start w:w="130" w:type="dxa"/>
+              <w:bottom w:w="110" w:type="dxa"/>
+              <w:end w:w="130" w:type="dxa"/>
+            </w:tcMar>
+          </w:tcPr>
+          <w:p>
+            <w:pPr>
+              <w:jc w:val="left"/>
+            </w:pPr>
+            <w:r>
+              <w:rPr>
+                <w:rFonts w:ascii="Aptos" w:hAnsi="Aptos"/>
+                <w:color w:val="000000"/>
+                <w:sz w:val="19"/>
+              </w:rPr>
+              <w:t xml:space="preserve">Citizen</w:t>
+            </w:r>
+          </w:p>
+        </w:tc>
+        <w:tc>
+          <w:tcPr>
+            <w:tcW w:type="dxa" w:w="5736"/>
+            <w:vAlign w:val="center"/>
+            <w:tcMar>
+              <w:top w:w="110" w:type="dxa"/>
+              <w:start w:w="130" w:type="dxa"/>
+              <w:bottom w:w="110" w:type="dxa"/>
+              <w:end w:w="130" w:type="dxa"/>
+            </w:tcMar>
+          </w:tcPr>
+          <w:p>
+            <w:pPr>
+              <w:jc w:val="left"/>
+            </w:pPr>
+            <w:r>
+              <w:rPr>
+                <w:rFonts w:ascii="Aptos" w:hAnsi="Aptos"/>
+                <w:color w:val="000000"/>
+                <w:sz w:val="19"/>
+              </w:rPr>
+              <w:t xml:space="preserve">Create account &gt; Priority group &gt; Register &gt; ID opens &gt; Save to phone.</w:t>
+            </w:r>
+          </w:p>
+        </w:tc>
+      </w:tr>
+      <w:tr>
+        <w:trPr>
+          <w:cantSplit/>
+        </w:trPr>
+        <w:tc>
+          <w:tcPr>
+            <w:tcW w:type="dxa" w:w="2700"/>
+            <w:vAlign w:val="center"/>
+            <w:tcMar>
+              <w:top w:w="110" w:type="dxa"/>
+              <w:start w:w="130" w:type="dxa"/>
+              <w:bottom w:w="110" w:type="dxa"/>
+              <w:end w:w="130" w:type="dxa"/>
+            </w:tcMar>
+          </w:tcPr>
+          <w:p>
+            <w:pPr>
+              <w:jc w:val="left"/>
+            </w:pPr>
+            <w:r>
+              <w:rPr>
+                <w:rFonts w:ascii="Aptos" w:hAnsi="Aptos"/>
+                <w:color w:val="000000"/>
+                <w:sz w:val="19"/>
+              </w:rPr>
+              <w:t xml:space="preserve">Check a priority ID</w:t>
+            </w:r>
+          </w:p>
+        </w:tc>
+        <w:tc>
+          <w:tcPr>
+            <w:tcW w:type="dxa" w:w="1500"/>
+            <w:vAlign w:val="center"/>
+            <w:tcMar>
+              <w:top w:w="110" w:type="dxa"/>
+              <w:start w:w="130" w:type="dxa"/>
+              <w:bottom w:w="110" w:type="dxa"/>
+              <w:end w:w="130" w:type="dxa"/>
+            </w:tcMar>
+          </w:tcPr>
+          <w:p>
+            <w:pPr>
+              <w:jc w:val="left"/>
+            </w:pPr>
+            <w:r>
+              <w:rPr>
+                <w:rFonts w:ascii="Aptos" w:hAnsi="Aptos"/>
+                <w:color w:val="000000"/>
+                <w:sz w:val="19"/>
+              </w:rPr>
+              <w:t xml:space="preserve">Moderator</w:t>
+            </w:r>
+          </w:p>
+        </w:tc>
+        <w:tc>
+          <w:tcPr>
+            <w:tcW w:type="dxa" w:w="5736"/>
+            <w:vAlign w:val="center"/>
+            <w:tcMar>
+              <w:top w:w="110" w:type="dxa"/>
+              <w:start w:w="130" w:type="dxa"/>
+              <w:bottom w:w="110" w:type="dxa"/>
+              <w:end w:w="130" w:type="dxa"/>
+            </w:tcMar>
+          </w:tcPr>
+          <w:p>
+            <w:pPr>
+              <w:jc w:val="left"/>
+            </w:pPr>
+            <w:r>
+              <w:rPr>
+                <w:rFonts w:ascii="Aptos" w:hAnsi="Aptos"/>
+                <w:color w:val="000000"/>
+                <w:sz w:val="19"/>
+              </w:rPr>
+              <w:t xml:space="preserve">Check a priority ID &gt; scan or type code &gt; checklist OK/Missing &gt; note &gt; Save check.</w:t>
+            </w:r>
+          </w:p>
+        </w:tc>
+      </w:tr>
+      <w:tr>
+        <w:trPr>
+          <w:cantSplit/>
+        </w:trPr>
+        <w:tc>
+          <w:tcPr>
+            <w:tcW w:type="dxa" w:w="2700"/>
+            <w:vAlign w:val="center"/>
+            <w:tcMar>
+              <w:top w:w="110" w:type="dxa"/>
+              <w:start w:w="130" w:type="dxa"/>
+              <w:bottom w:w="110" w:type="dxa"/>
+              <w:end w:w="130" w:type="dxa"/>
+            </w:tcMar>
+          </w:tcPr>
+          <w:p>
+            <w:pPr>
+              <w:jc w:val="left"/>
+            </w:pPr>
+            <w:r>
+              <w:rPr>
+                <w:rFonts w:ascii="Aptos" w:hAnsi="Aptos"/>
+                <w:color w:val="000000"/>
+                <w:sz w:val="19"/>
+              </w:rPr>
+              <w:t xml:space="preserve">Open Settings</w:t>
+            </w:r>
+          </w:p>
+        </w:tc>
+        <w:tc>
+          <w:tcPr>
+            <w:tcW w:type="dxa" w:w="1500"/>
+            <w:vAlign w:val="center"/>
+            <w:tcMar>
+              <w:top w:w="110" w:type="dxa"/>
+              <w:start w:w="130" w:type="dxa"/>
+              <w:bottom w:w="110" w:type="dxa"/>
+              <w:end w:w="130" w:type="dxa"/>
+            </w:tcMar>
+          </w:tcPr>
+          <w:p>
+            <w:pPr>
+              <w:jc w:val="left"/>
+            </w:pPr>
+            <w:r>
+              <w:rPr>
+                <w:rFonts w:ascii="Aptos" w:hAnsi="Aptos"/>
+                <w:color w:val="000000"/>
+                <w:sz w:val="19"/>
+              </w:rPr>
+              <w:t xml:space="preserve">Everyone</w:t>
+            </w:r>
+          </w:p>
+        </w:tc>
+        <w:tc>
+          <w:tcPr>
+            <w:tcW w:type="dxa" w:w="5736"/>
+            <w:vAlign w:val="center"/>
+            <w:tcMar>
+              <w:top w:w="110" w:type="dxa"/>
+              <w:start w:w="130" w:type="dxa"/>
+              <w:bottom w:w="110" w:type="dxa"/>
+              <w:end w:w="130" w:type="dxa"/>
+            </w:tcMar>
+          </w:tcPr>
+          <w:p>
+            <w:pPr>
+              <w:jc w:val="left"/>
+            </w:pPr>
+            <w:r>
+              <w:rPr>
+                <w:rFonts w:ascii="Aptos" w:hAnsi="Aptos"/>
+                <w:color w:val="000000"/>
+                <w:sz w:val="19"/>
+              </w:rPr>
+              <w:t xml:space="preserve">Gear in the header &gt; Settings.</w:t>
+            </w:r>
+          </w:p>
+        </w:tc>
+      </w:tr>
+    </w:tbl>
+    <w:p>
+      <w:pPr>
+        <w:spacing w:after="40"/>
+      </w:pPr>
+    </w:p>
+    <w:p>
+      <w:pPr>
+        <w:pStyle w:val="Heading2"/>
+      </w:pPr>
+      <w:r>
+        <w:t xml:space="preserve">16.4 Acceptance journeys added</w:t>
+      </w:r>
+    </w:p>
+    <w:p>
+      <w:pPr>
+        <w:pStyle w:val="ListBullet"/>
+      </w:pPr>
+      <w:r>
+        <w:rPr>
+          <w:rFonts w:ascii="Aptos" w:hAnsi="Aptos"/>
+          <w:color w:val="000000"/>
+          <w:sz w:val="22"/>
+        </w:rPr>
+        <w:t xml:space="preserve">AJ-14: a moderator sends a center update and the LGU accepts it; residents see it on Home with the city alert level.</w:t>
+      </w:r>
+    </w:p>
+    <w:p>
+      <w:pPr>
+        <w:pStyle w:val="ListBullet"/>
+      </w:pPr>
+      <w:r>
+        <w:rPr>
+          <w:rFonts w:ascii="Aptos" w:hAnsi="Aptos"/>
+          <w:color w:val="000000"/>
+          <w:sz w:val="22"/>
+        </w:rPr>
+        <w:t xml:space="preserve">AJ-15: the LGU declines with a comment; the declined advisory stays declined and the moderator writes a new one.</w:t>
+      </w:r>
+    </w:p>
+    <w:p>
+      <w:pPr>
+        <w:pStyle w:val="ListBullet"/>
+      </w:pPr>
+      <w:r>
+        <w:rPr>
+          <w:rFonts w:ascii="Aptos" w:hAnsi="Aptos"/>
+          <w:color w:val="000000"/>
+          <w:sz w:val="22"/>
+        </w:rPr>
+        <w:t xml:space="preserve">AJ-16: the LGU raises Manila to Alert level 2; every Manila account sees it at the top.</w:t>
+      </w:r>
+    </w:p>
+    <w:p>
+      <w:pPr>
+        <w:pStyle w:val="ListBullet"/>
+      </w:pPr>
+      <w:r>
+        <w:rPr>
+          <w:rFonts w:ascii="Aptos" w:hAnsi="Aptos"/>
+          <w:color w:val="000000"/>
+          <w:sz w:val="22"/>
+        </w:rPr>
+        <w:t xml:space="preserve">AJ-17: a resident registers as pregnant; the priority ID opens and Save to phone writes a picture to Pictures/RutaRescue.</w:t>
+      </w:r>
+    </w:p>
+    <w:p>
+      <w:pPr>
+        <w:pStyle w:val="ListBullet"/>
+      </w:pPr>
+      <w:r>
+        <w:rPr>
+          <w:rFonts w:ascii="Aptos" w:hAnsi="Aptos"/>
+          <w:color w:val="000000"/>
+          <w:sz w:val="22"/>
+        </w:rPr>
+        <w:t xml:space="preserve">AJ-18: a moderator types the ID code and marks one document missing; the resident sees "1 item missing" and the note.</w:t>
+      </w:r>
+    </w:p>
+    <w:p>
+      <w:pPr>
+        <w:pStyle w:val="ListBullet"/>
+      </w:pPr>
+      <w:r>
+        <w:rPr>
+          <w:rFonts w:ascii="Aptos" w:hAnsi="Aptos"/>
+          <w:color w:val="000000"/>
+          <w:sz w:val="22"/>
+        </w:rPr>
+        <w:t xml:space="preserve">AJ-19: the LGU posts a closure while a resident compares routes; the routes are planned again.</w:t>
+      </w:r>
+    </w:p>
+    <w:p>
+      <w:pPr>
+        <w:pStyle w:val="Heading2"/>
+      </w:pPr>
+      <w:r>
+        <w:t xml:space="preserve">16.5 Object-oriented design</w:t>
+      </w:r>
+    </w:p>
+    <w:p>
+      <w:pPr>
+        <w:pStyle w:val="ListBullet"/>
+      </w:pPr>
+      <w:r>
+        <w:rPr>
+          <w:rFonts w:ascii="Aptos" w:hAnsi="Aptos"/>
+          <w:b/>
+          <w:color w:val="000000"/>
+          <w:sz w:val="22"/>
+        </w:rPr>
+        <w:t xml:space="preserve">Encapsulation:</w:t>
+      </w:r>
+      <w:r>
+        <w:rPr>
+          <w:rFonts w:ascii="Aptos" w:hAnsi="Aptos"/>
+          <w:color w:val="000000"/>
+          <w:sz w:val="22"/>
+        </w:rPr>
+        <w:t xml:space="preserve"> Advisory changes state only through forApproval, editPending, approve, decline and startResubmission; CityAlert only through set(lgu, level, note); PriorityCard only through recordCheck, which needs every item marked.</w:t>
+      </w:r>
+    </w:p>
+    <w:p>
+      <w:pPr>
+        <w:pStyle w:val="ListBullet"/>
+      </w:pPr>
+      <w:r>
+        <w:rPr>
+          <w:rFonts w:ascii="Aptos" w:hAnsi="Aptos"/>
+          <w:b/>
+          <w:color w:val="000000"/>
+          <w:sz w:val="22"/>
+        </w:rPr>
+        <w:t xml:space="preserve">Inheritance:</w:t>
+      </w:r>
+      <w:r>
+        <w:rPr>
+          <w:rFonts w:ascii="Aptos" w:hAnsi="Aptos"/>
+          <w:color w:val="000000"/>
+          <w:sz w:val="22"/>
+        </w:rPr>
+        <w:t xml:space="preserve"> ModeratorProfile and LguProfile extend the abstract StaffProfile, which extends UserProfile; Advisory, EvacuationCenter, CityAlert and PriorityCard extend AuditableEntity.</w:t>
+      </w:r>
+    </w:p>
+    <w:p>
+      <w:pPr>
+        <w:pStyle w:val="ListBullet"/>
+      </w:pPr>
+      <w:r>
+        <w:rPr>
+          <w:rFonts w:ascii="Aptos" w:hAnsi="Aptos"/>
+          <w:b/>
+          <w:color w:val="000000"/>
+          <w:sz w:val="22"/>
+        </w:rPr>
+        <w:t xml:space="preserve">Polymorphism:</w:t>
+      </w:r>
+      <w:r>
+        <w:rPr>
+          <w:rFonts w:ascii="Aptos" w:hAnsi="Aptos"/>
+          <w:color w:val="000000"/>
+          <w:sz w:val="22"/>
+        </w:rPr>
+        <w:t xml:space="preserve"> each staff profile answers the permission questions its own way (table below); screens and services ask the profile instead of checking the role.</w:t>
+      </w:r>
+    </w:p>
+    <w:p>
+      <w:pPr>
+        <w:pStyle w:val="ListBullet"/>
+      </w:pPr>
+      <w:r>
+        <w:rPr>
+          <w:rFonts w:ascii="Aptos" w:hAnsi="Aptos"/>
+          <w:b/>
+          <w:color w:val="000000"/>
+          <w:sz w:val="22"/>
+        </w:rPr>
+        <w:t xml:space="preserve">Abstraction:</w:t>
+      </w:r>
+      <w:r>
+        <w:rPr>
+          <w:rFonts w:ascii="Aptos" w:hAnsi="Aptos"/>
+          <w:color w:val="000000"/>
+          <w:sz w:val="22"/>
+        </w:rPr>
+        <w:t xml:space="preserve"> repository interfaces hide Firestore; services are the use cases the screens call; PriorityGroup carries the document and detail each group must show.</w:t>
+      </w:r>
+    </w:p>
+    <w:tbl>
+      <w:tblPr>
+        <w:tblStyle w:val="TableGrid"/>
+        <w:tblW w:type="dxa" w:w="9936"/>
+        <w:tblLayout w:type="fixed"/>
+        <w:tblLook w:firstColumn="1" w:firstRow="1" w:lastColumn="0" w:lastRow="0" w:noHBand="0" w:noVBand="1" w:val="04A0"/>
+        <w:tblBorders>
+          <w:top w:val="single" w:sz="4" w:color="D9D9D9"/>
+          <w:left w:val="single" w:sz="4" w:color="D9D9D9"/>
+          <w:bottom w:val="single" w:sz="4" w:color="D9D9D9"/>
+          <w:right w:val="single" w:sz="4" w:color="D9D9D9"/>
+          <w:insideH w:val="single" w:sz="4" w:color="D9D9D9"/>
+          <w:insideV w:val="single" w:sz="4" w:color="D9D9D9"/>
+        </w:tblBorders>
+      </w:tblPr>
+      <w:tblGrid>
+        <w:gridCol w:w="4136"/>
+        <w:gridCol w:w="2900"/>
+        <w:gridCol w:w="2900"/>
+      </w:tblGrid>
+      <w:tr>
+        <w:trPr>
+          <w:tblHeader/>
+          <w:cantSplit/>
+        </w:trPr>
+        <w:tc>
+          <w:tcPr>
+            <w:tcW w:type="dxa" w:w="4136"/>
+            <w:vAlign w:val="center"/>
+            <w:shd w:val="clear" w:color="auto" w:fill="16324F"/>
+            <w:tcMar>
+              <w:top w:w="110" w:type="dxa"/>
+              <w:start w:w="130" w:type="dxa"/>
+              <w:bottom w:w="110" w:type="dxa"/>
+              <w:end w:w="130" w:type="dxa"/>
+            </w:tcMar>
+          </w:tcPr>
+          <w:p>
+            <w:pPr>
+              <w:jc w:val="left"/>
+            </w:pPr>
+            <w:r>
+              <w:rPr>
+                <w:rFonts w:ascii="Aptos" w:hAnsi="Aptos"/>
+                <w:b/>
+                <w:color w:val="FFFFFF"/>
+                <w:sz w:val="18"/>
+              </w:rPr>
+              <w:t xml:space="preserve">Permission (StaffProfile)</w:t>
+            </w:r>
+          </w:p>
+        </w:tc>
+        <w:tc>
+          <w:tcPr>
+            <w:tcW w:type="dxa" w:w="2900"/>
+            <w:vAlign w:val="center"/>
+            <w:shd w:val="clear" w:color="auto" w:fill="16324F"/>
+            <w:tcMar>
+              <w:top w:w="110" w:type="dxa"/>
+              <w:start w:w="130" w:type="dxa"/>
+              <w:bottom w:w="110" w:type="dxa"/>
+              <w:end w:w="130" w:type="dxa"/>
+            </w:tcMar>
+          </w:tcPr>
+          <w:p>
+            <w:pPr>
+              <w:jc w:val="left"/>
+            </w:pPr>
+            <w:r>
+              <w:rPr>
+                <w:rFonts w:ascii="Aptos" w:hAnsi="Aptos"/>
+                <w:b/>
+                <w:color w:val="FFFFFF"/>
+                <w:sz w:val="18"/>
+              </w:rPr>
+              <w:t xml:space="preserve">ModeratorProfile</w:t>
+            </w:r>
+          </w:p>
+        </w:tc>
+        <w:tc>
+          <w:tcPr>
+            <w:tcW w:type="dxa" w:w="2900"/>
+            <w:vAlign w:val="center"/>
+            <w:shd w:val="clear" w:color="auto" w:fill="16324F"/>
+            <w:tcMar>
+              <w:top w:w="110" w:type="dxa"/>
+              <w:start w:w="130" w:type="dxa"/>
+              <w:bottom w:w="110" w:type="dxa"/>
+              <w:end w:w="130" w:type="dxa"/>
+            </w:tcMar>
+          </w:tcPr>
+          <w:p>
+            <w:pPr>
+              <w:jc w:val="left"/>
+            </w:pPr>
+            <w:r>
+              <w:rPr>
+                <w:rFonts w:ascii="Aptos" w:hAnsi="Aptos"/>
+                <w:b/>
+                <w:color w:val="FFFFFF"/>
+                <w:sz w:val="18"/>
+              </w:rPr>
+              <w:t xml:space="preserve">LguProfile</w:t>
+            </w:r>
+          </w:p>
+        </w:tc>
+      </w:tr>
+      <w:tr>
+        <w:trPr>
+          <w:cantSplit/>
+        </w:trPr>
+        <w:tc>
+          <w:tcPr>
+            <w:tcW w:type="dxa" w:w="4136"/>
+            <w:vAlign w:val="center"/>
+            <w:tcMar>
+              <w:top w:w="110" w:type="dxa"/>
+              <w:start w:w="130" w:type="dxa"/>
+              <w:bottom w:w="110" w:type="dxa"/>
+              <w:end w:w="130" w:type="dxa"/>
+            </w:tcMar>
+          </w:tcPr>
+          <w:p>
+            <w:pPr>
+              <w:jc w:val="left"/>
+            </w:pPr>
+            <w:r>
+              <w:rPr>
+                <w:rFonts w:ascii="Aptos" w:hAnsi="Aptos"/>
+                <w:color w:val="000000"/>
+                <w:sz w:val="19"/>
+              </w:rPr>
+              <w:t xml:space="preserve">canCreateCenters()</w:t>
+            </w:r>
+          </w:p>
+        </w:tc>
+        <w:tc>
+          <w:tcPr>
+            <w:tcW w:type="dxa" w:w="2900"/>
+            <w:vAlign w:val="center"/>
+            <w:tcMar>
+              <w:top w:w="110" w:type="dxa"/>
+              <w:start w:w="130" w:type="dxa"/>
+              <w:bottom w:w="110" w:type="dxa"/>
+              <w:end w:w="130" w:type="dxa"/>
+            </w:tcMar>
+          </w:tcPr>
+          <w:p>
+            <w:pPr>
+              <w:jc w:val="left"/>
+            </w:pPr>
+            <w:r>
+              <w:rPr>
+                <w:rFonts w:ascii="Aptos" w:hAnsi="Aptos"/>
+                <w:color w:val="000000"/>
+                <w:sz w:val="19"/>
+              </w:rPr>
+              <w:t xml:space="preserve">no</w:t>
+            </w:r>
+          </w:p>
+        </w:tc>
+        <w:tc>
+          <w:tcPr>
+            <w:tcW w:type="dxa" w:w="2900"/>
+            <w:vAlign w:val="center"/>
+            <w:tcMar>
+              <w:top w:w="110" w:type="dxa"/>
+              <w:start w:w="130" w:type="dxa"/>
+              <w:bottom w:w="110" w:type="dxa"/>
+              <w:end w:w="130" w:type="dxa"/>
+            </w:tcMar>
+          </w:tcPr>
+          <w:p>
+            <w:pPr>
+              <w:jc w:val="left"/>
+            </w:pPr>
+            <w:r>
+              <w:rPr>
+                <w:rFonts w:ascii="Aptos" w:hAnsi="Aptos"/>
+                <w:color w:val="000000"/>
+                <w:sz w:val="19"/>
+              </w:rPr>
+              <w:t xml:space="preserve">yes</w:t>
+            </w:r>
+          </w:p>
+        </w:tc>
+      </w:tr>
+      <w:tr>
+        <w:trPr>
+          <w:cantSplit/>
+        </w:trPr>
+        <w:tc>
+          <w:tcPr>
+            <w:tcW w:type="dxa" w:w="4136"/>
+            <w:vAlign w:val="center"/>
+            <w:tcMar>
+              <w:top w:w="110" w:type="dxa"/>
+              <w:start w:w="130" w:type="dxa"/>
+              <w:bottom w:w="110" w:type="dxa"/>
+              <w:end w:w="130" w:type="dxa"/>
+            </w:tcMar>
+          </w:tcPr>
+          <w:p>
+            <w:pPr>
+              <w:jc w:val="left"/>
+            </w:pPr>
+            <w:r>
+              <w:rPr>
+                <w:rFonts w:ascii="Aptos" w:hAnsi="Aptos"/>
+                <w:color w:val="000000"/>
+                <w:sz w:val="19"/>
+              </w:rPr>
+              <w:t xml:space="preserve">canManageCenter(center)</w:t>
+            </w:r>
+          </w:p>
+        </w:tc>
+        <w:tc>
+          <w:tcPr>
+            <w:tcW w:type="dxa" w:w="2900"/>
+            <w:vAlign w:val="center"/>
+            <w:tcMar>
+              <w:top w:w="110" w:type="dxa"/>
+              <w:start w:w="130" w:type="dxa"/>
+              <w:bottom w:w="110" w:type="dxa"/>
+              <w:end w:w="130" w:type="dxa"/>
+            </w:tcMar>
+          </w:tcPr>
+          <w:p>
+            <w:pPr>
+              <w:jc w:val="left"/>
+            </w:pPr>
+            <w:r>
+              <w:rPr>
+                <w:rFonts w:ascii="Aptos" w:hAnsi="Aptos"/>
+                <w:color w:val="000000"/>
+                <w:sz w:val="19"/>
+              </w:rPr>
+              <w:t xml:space="preserve">only its own center</w:t>
+            </w:r>
+          </w:p>
+        </w:tc>
+        <w:tc>
+          <w:tcPr>
+            <w:tcW w:type="dxa" w:w="2900"/>
+            <w:vAlign w:val="center"/>
+            <w:tcMar>
+              <w:top w:w="110" w:type="dxa"/>
+              <w:start w:w="130" w:type="dxa"/>
+              <w:bottom w:w="110" w:type="dxa"/>
+              <w:end w:w="130" w:type="dxa"/>
+            </w:tcMar>
+          </w:tcPr>
+          <w:p>
+            <w:pPr>
+              <w:jc w:val="left"/>
+            </w:pPr>
+            <w:r>
+              <w:rPr>
+                <w:rFonts w:ascii="Aptos" w:hAnsi="Aptos"/>
+                <w:color w:val="000000"/>
+                <w:sz w:val="19"/>
+              </w:rPr>
+              <w:t xml:space="preserve">no</w:t>
+            </w:r>
+          </w:p>
+        </w:tc>
+      </w:tr>
+      <w:tr>
+        <w:trPr>
+          <w:cantSplit/>
+        </w:trPr>
+        <w:tc>
+          <w:tcPr>
+            <w:tcW w:type="dxa" w:w="4136"/>
+            <w:vAlign w:val="center"/>
+            <w:tcMar>
+              <w:top w:w="110" w:type="dxa"/>
+              <w:start w:w="130" w:type="dxa"/>
+              <w:bottom w:w="110" w:type="dxa"/>
+              <w:end w:w="130" w:type="dxa"/>
+            </w:tcMar>
+          </w:tcPr>
+          <w:p>
+            <w:pPr>
+              <w:jc w:val="left"/>
+            </w:pPr>
+            <w:r>
+              <w:rPr>
+                <w:rFonts w:ascii="Aptos" w:hAnsi="Aptos"/>
+                <w:color w:val="000000"/>
+                <w:sz w:val="19"/>
+              </w:rPr>
+              <w:t xml:space="preserve">canDecideLigtas()</w:t>
+            </w:r>
+          </w:p>
+        </w:tc>
+        <w:tc>
+          <w:tcPr>
+            <w:tcW w:type="dxa" w:w="2900"/>
+            <w:vAlign w:val="center"/>
+            <w:tcMar>
+              <w:top w:w="110" w:type="dxa"/>
+              <w:start w:w="130" w:type="dxa"/>
+              <w:bottom w:w="110" w:type="dxa"/>
+              <w:end w:w="130" w:type="dxa"/>
+            </w:tcMar>
+          </w:tcPr>
+          <w:p>
+            <w:pPr>
+              <w:jc w:val="left"/>
+            </w:pPr>
+            <w:r>
+              <w:rPr>
+                <w:rFonts w:ascii="Aptos" w:hAnsi="Aptos"/>
+                <w:color w:val="000000"/>
+                <w:sz w:val="19"/>
+              </w:rPr>
+              <w:t xml:space="preserve">yes</w:t>
+            </w:r>
+          </w:p>
+        </w:tc>
+        <w:tc>
+          <w:tcPr>
+            <w:tcW w:type="dxa" w:w="2900"/>
+            <w:vAlign w:val="center"/>
+            <w:tcMar>
+              <w:top w:w="110" w:type="dxa"/>
+              <w:start w:w="130" w:type="dxa"/>
+              <w:bottom w:w="110" w:type="dxa"/>
+              <w:end w:w="130" w:type="dxa"/>
+            </w:tcMar>
+          </w:tcPr>
+          <w:p>
+            <w:pPr>
+              <w:jc w:val="left"/>
+            </w:pPr>
+            <w:r>
+              <w:rPr>
+                <w:rFonts w:ascii="Aptos" w:hAnsi="Aptos"/>
+                <w:color w:val="000000"/>
+                <w:sz w:val="19"/>
+              </w:rPr>
+              <w:t xml:space="preserve">no</w:t>
+            </w:r>
+          </w:p>
+        </w:tc>
+      </w:tr>
+      <w:tr>
+        <w:trPr>
+          <w:cantSplit/>
+        </w:trPr>
+        <w:tc>
+          <w:tcPr>
+            <w:tcW w:type="dxa" w:w="4136"/>
+            <w:vAlign w:val="center"/>
+            <w:tcMar>
+              <w:top w:w="110" w:type="dxa"/>
+              <w:start w:w="130" w:type="dxa"/>
+              <w:bottom w:w="110" w:type="dxa"/>
+              <w:end w:w="130" w:type="dxa"/>
+            </w:tcMar>
+          </w:tcPr>
+          <w:p>
+            <w:pPr>
+              <w:jc w:val="left"/>
+            </w:pPr>
+            <w:r>
+              <w:rPr>
+                <w:rFonts w:ascii="Aptos" w:hAnsi="Aptos"/>
+                <w:color w:val="000000"/>
+                <w:sz w:val="19"/>
+              </w:rPr>
+              <w:t xml:space="preserve">canPublishToResidents()</w:t>
+            </w:r>
+          </w:p>
+        </w:tc>
+        <w:tc>
+          <w:tcPr>
+            <w:tcW w:type="dxa" w:w="2900"/>
+            <w:vAlign w:val="center"/>
+            <w:tcMar>
+              <w:top w:w="110" w:type="dxa"/>
+              <w:start w:w="130" w:type="dxa"/>
+              <w:bottom w:w="110" w:type="dxa"/>
+              <w:end w:w="130" w:type="dxa"/>
+            </w:tcMar>
+          </w:tcPr>
+          <w:p>
+            <w:pPr>
+              <w:jc w:val="left"/>
+            </w:pPr>
+            <w:r>
+              <w:rPr>
+                <w:rFonts w:ascii="Aptos" w:hAnsi="Aptos"/>
+                <w:color w:val="000000"/>
+                <w:sz w:val="19"/>
+              </w:rPr>
+              <w:t xml:space="preserve">no</w:t>
+            </w:r>
+          </w:p>
+        </w:tc>
+        <w:tc>
+          <w:tcPr>
+            <w:tcW w:type="dxa" w:w="2900"/>
+            <w:vAlign w:val="center"/>
+            <w:tcMar>
+              <w:top w:w="110" w:type="dxa"/>
+              <w:start w:w="130" w:type="dxa"/>
+              <w:bottom w:w="110" w:type="dxa"/>
+              <w:end w:w="130" w:type="dxa"/>
+            </w:tcMar>
+          </w:tcPr>
+          <w:p>
+            <w:pPr>
+              <w:jc w:val="left"/>
+            </w:pPr>
+            <w:r>
+              <w:rPr>
+                <w:rFonts w:ascii="Aptos" w:hAnsi="Aptos"/>
+                <w:color w:val="000000"/>
+                <w:sz w:val="19"/>
+              </w:rPr>
+              <w:t xml:space="preserve">yes</w:t>
+            </w:r>
+          </w:p>
+        </w:tc>
+      </w:tr>
+      <w:tr>
+        <w:trPr>
+          <w:cantSplit/>
+        </w:trPr>
+        <w:tc>
+          <w:tcPr>
+            <w:tcW w:type="dxa" w:w="4136"/>
+            <w:vAlign w:val="center"/>
+            <w:tcMar>
+              <w:top w:w="110" w:type="dxa"/>
+              <w:start w:w="130" w:type="dxa"/>
+              <w:bottom w:w="110" w:type="dxa"/>
+              <w:end w:w="130" w:type="dxa"/>
+            </w:tcMar>
+          </w:tcPr>
+          <w:p>
+            <w:pPr>
+              <w:jc w:val="left"/>
+            </w:pPr>
+            <w:r>
+              <w:rPr>
+                <w:rFonts w:ascii="Aptos" w:hAnsi="Aptos"/>
+                <w:color w:val="000000"/>
+                <w:sz w:val="19"/>
+              </w:rPr>
+              <w:t xml:space="preserve">canApproveStaff()</w:t>
+            </w:r>
+          </w:p>
+        </w:tc>
+        <w:tc>
+          <w:tcPr>
+            <w:tcW w:type="dxa" w:w="2900"/>
+            <w:vAlign w:val="center"/>
+            <w:tcMar>
+              <w:top w:w="110" w:type="dxa"/>
+              <w:start w:w="130" w:type="dxa"/>
+              <w:bottom w:w="110" w:type="dxa"/>
+              <w:end w:w="130" w:type="dxa"/>
+            </w:tcMar>
+          </w:tcPr>
+          <w:p>
+            <w:pPr>
+              <w:jc w:val="left"/>
+            </w:pPr>
+            <w:r>
+              <w:rPr>
+                <w:rFonts w:ascii="Aptos" w:hAnsi="Aptos"/>
+                <w:color w:val="000000"/>
+                <w:sz w:val="19"/>
+              </w:rPr>
+              <w:t xml:space="preserve">no</w:t>
+            </w:r>
+          </w:p>
+        </w:tc>
+        <w:tc>
+          <w:tcPr>
+            <w:tcW w:type="dxa" w:w="2900"/>
+            <w:vAlign w:val="center"/>
+            <w:tcMar>
+              <w:top w:w="110" w:type="dxa"/>
+              <w:start w:w="130" w:type="dxa"/>
+              <w:bottom w:w="110" w:type="dxa"/>
+              <w:end w:w="130" w:type="dxa"/>
+            </w:tcMar>
+          </w:tcPr>
+          <w:p>
+            <w:pPr>
+              <w:jc w:val="left"/>
+            </w:pPr>
+            <w:r>
+              <w:rPr>
+                <w:rFonts w:ascii="Aptos" w:hAnsi="Aptos"/>
+                <w:color w:val="000000"/>
+                <w:sz w:val="19"/>
+              </w:rPr>
+              <w:t xml:space="preserve">yes</w:t>
+            </w:r>
+          </w:p>
+        </w:tc>
+      </w:tr>
+      <w:tr>
+        <w:trPr>
+          <w:cantSplit/>
+        </w:trPr>
+        <w:tc>
+          <w:tcPr>
+            <w:tcW w:type="dxa" w:w="4136"/>
+            <w:vAlign w:val="center"/>
+            <w:tcMar>
+              <w:top w:w="110" w:type="dxa"/>
+              <w:start w:w="130" w:type="dxa"/>
+              <w:bottom w:w="110" w:type="dxa"/>
+              <w:end w:w="130" w:type="dxa"/>
+            </w:tcMar>
+          </w:tcPr>
+          <w:p>
+            <w:pPr>
+              <w:jc w:val="left"/>
+            </w:pPr>
+            <w:r>
+              <w:rPr>
+                <w:rFonts w:ascii="Aptos" w:hAnsi="Aptos"/>
+                <w:color w:val="000000"/>
+                <w:sz w:val="19"/>
+              </w:rPr>
+              <w:t xml:space="preserve">canSetAlertLevel()</w:t>
+            </w:r>
+          </w:p>
+        </w:tc>
+        <w:tc>
+          <w:tcPr>
+            <w:tcW w:type="dxa" w:w="2900"/>
+            <w:vAlign w:val="center"/>
+            <w:tcMar>
+              <w:top w:w="110" w:type="dxa"/>
+              <w:start w:w="130" w:type="dxa"/>
+              <w:bottom w:w="110" w:type="dxa"/>
+              <w:end w:w="130" w:type="dxa"/>
+            </w:tcMar>
+          </w:tcPr>
+          <w:p>
+            <w:pPr>
+              <w:jc w:val="left"/>
+            </w:pPr>
+            <w:r>
+              <w:rPr>
+                <w:rFonts w:ascii="Aptos" w:hAnsi="Aptos"/>
+                <w:color w:val="000000"/>
+                <w:sz w:val="19"/>
+              </w:rPr>
+              <w:t xml:space="preserve">no</w:t>
+            </w:r>
+          </w:p>
+        </w:tc>
+        <w:tc>
+          <w:tcPr>
+            <w:tcW w:type="dxa" w:w="2900"/>
+            <w:vAlign w:val="center"/>
+            <w:tcMar>
+              <w:top w:w="110" w:type="dxa"/>
+              <w:start w:w="130" w:type="dxa"/>
+              <w:bottom w:w="110" w:type="dxa"/>
+              <w:end w:w="130" w:type="dxa"/>
+            </w:tcMar>
+          </w:tcPr>
+          <w:p>
+            <w:pPr>
+              <w:jc w:val="left"/>
+            </w:pPr>
+            <w:r>
+              <w:rPr>
+                <w:rFonts w:ascii="Aptos" w:hAnsi="Aptos"/>
+                <w:color w:val="000000"/>
+                <w:sz w:val="19"/>
+              </w:rPr>
+              <w:t xml:space="preserve">yes</w:t>
+            </w:r>
+          </w:p>
+        </w:tc>
+      </w:tr>
+      <w:tr>
+        <w:trPr>
+          <w:cantSplit/>
+        </w:trPr>
+        <w:tc>
+          <w:tcPr>
+            <w:tcW w:type="dxa" w:w="4136"/>
+            <w:vAlign w:val="center"/>
+            <w:tcMar>
+              <w:top w:w="110" w:type="dxa"/>
+              <w:start w:w="130" w:type="dxa"/>
+              <w:bottom w:w="110" w:type="dxa"/>
+              <w:end w:w="130" w:type="dxa"/>
+            </w:tcMar>
+          </w:tcPr>
+          <w:p>
+            <w:pPr>
+              <w:jc w:val="left"/>
+            </w:pPr>
+            <w:r>
+              <w:rPr>
+                <w:rFonts w:ascii="Aptos" w:hAnsi="Aptos"/>
+                <w:color w:val="000000"/>
+                <w:sz w:val="19"/>
+              </w:rPr>
+              <w:t xml:space="preserve">canPostRoadNotices()</w:t>
+            </w:r>
+          </w:p>
+        </w:tc>
+        <w:tc>
+          <w:tcPr>
+            <w:tcW w:type="dxa" w:w="2900"/>
+            <w:vAlign w:val="center"/>
+            <w:tcMar>
+              <w:top w:w="110" w:type="dxa"/>
+              <w:start w:w="130" w:type="dxa"/>
+              <w:bottom w:w="110" w:type="dxa"/>
+              <w:end w:w="130" w:type="dxa"/>
+            </w:tcMar>
+          </w:tcPr>
+          <w:p>
+            <w:pPr>
+              <w:jc w:val="left"/>
+            </w:pPr>
+            <w:r>
+              <w:rPr>
+                <w:rFonts w:ascii="Aptos" w:hAnsi="Aptos"/>
+                <w:color w:val="000000"/>
+                <w:sz w:val="19"/>
+              </w:rPr>
+              <w:t xml:space="preserve">no</w:t>
+            </w:r>
+          </w:p>
+        </w:tc>
+        <w:tc>
+          <w:tcPr>
+            <w:tcW w:type="dxa" w:w="2900"/>
+            <w:vAlign w:val="center"/>
+            <w:tcMar>
+              <w:top w:w="110" w:type="dxa"/>
+              <w:start w:w="130" w:type="dxa"/>
+              <w:bottom w:w="110" w:type="dxa"/>
+              <w:end w:w="130" w:type="dxa"/>
+            </w:tcMar>
+          </w:tcPr>
+          <w:p>
+            <w:pPr>
+              <w:jc w:val="left"/>
+            </w:pPr>
+            <w:r>
+              <w:rPr>
+                <w:rFonts w:ascii="Aptos" w:hAnsi="Aptos"/>
+                <w:color w:val="000000"/>
+                <w:sz w:val="19"/>
+              </w:rPr>
+              <w:t xml:space="preserve">yes</w:t>
+            </w:r>
+          </w:p>
+        </w:tc>
+      </w:tr>
+      <w:tr>
+        <w:trPr>
+          <w:cantSplit/>
+        </w:trPr>
+        <w:tc>
+          <w:tcPr>
+            <w:tcW w:type="dxa" w:w="4136"/>
+            <w:vAlign w:val="center"/>
+            <w:tcMar>
+              <w:top w:w="110" w:type="dxa"/>
+              <w:start w:w="130" w:type="dxa"/>
+              <w:bottom w:w="110" w:type="dxa"/>
+              <w:end w:w="130" w:type="dxa"/>
+            </w:tcMar>
+          </w:tcPr>
+          <w:p>
+            <w:pPr>
+              <w:jc w:val="left"/>
+            </w:pPr>
+            <w:r>
+              <w:rPr>
+                <w:rFonts w:ascii="Aptos" w:hAnsi="Aptos"/>
+                <w:color w:val="000000"/>
+                <w:sz w:val="19"/>
+              </w:rPr>
+              <w:t xml:space="preserve">canSubmitAdvisories()</w:t>
+            </w:r>
+          </w:p>
+        </w:tc>
+        <w:tc>
+          <w:tcPr>
+            <w:tcW w:type="dxa" w:w="2900"/>
+            <w:vAlign w:val="center"/>
+            <w:tcMar>
+              <w:top w:w="110" w:type="dxa"/>
+              <w:start w:w="130" w:type="dxa"/>
+              <w:bottom w:w="110" w:type="dxa"/>
+              <w:end w:w="130" w:type="dxa"/>
+            </w:tcMar>
+          </w:tcPr>
+          <w:p>
+            <w:pPr>
+              <w:jc w:val="left"/>
+            </w:pPr>
+            <w:r>
+              <w:rPr>
+                <w:rFonts w:ascii="Aptos" w:hAnsi="Aptos"/>
+                <w:color w:val="000000"/>
+                <w:sz w:val="19"/>
+              </w:rPr>
+              <w:t xml:space="preserve">yes, once a center is assigned</w:t>
+            </w:r>
+          </w:p>
+        </w:tc>
+        <w:tc>
+          <w:tcPr>
+            <w:tcW w:type="dxa" w:w="2900"/>
+            <w:vAlign w:val="center"/>
+            <w:tcMar>
+              <w:top w:w="110" w:type="dxa"/>
+              <w:start w:w="130" w:type="dxa"/>
+              <w:bottom w:w="110" w:type="dxa"/>
+              <w:end w:w="130" w:type="dxa"/>
+            </w:tcMar>
+          </w:tcPr>
+          <w:p>
+            <w:pPr>
+              <w:jc w:val="left"/>
+            </w:pPr>
+            <w:r>
+              <w:rPr>
+                <w:rFonts w:ascii="Aptos" w:hAnsi="Aptos"/>
+                <w:color w:val="000000"/>
+                <w:sz w:val="19"/>
+              </w:rPr>
+              <w:t xml:space="preserve">no</w:t>
+            </w:r>
+          </w:p>
+        </w:tc>
+      </w:tr>
+      <w:tr>
+        <w:trPr>
+          <w:cantSplit/>
+        </w:trPr>
+        <w:tc>
+          <w:tcPr>
+            <w:tcW w:type="dxa" w:w="4136"/>
+            <w:vAlign w:val="center"/>
+            <w:tcMar>
+              <w:top w:w="110" w:type="dxa"/>
+              <w:start w:w="130" w:type="dxa"/>
+              <w:bottom w:w="110" w:type="dxa"/>
+              <w:end w:w="130" w:type="dxa"/>
+            </w:tcMar>
+          </w:tcPr>
+          <w:p>
+            <w:pPr>
+              <w:jc w:val="left"/>
+            </w:pPr>
+            <w:r>
+              <w:rPr>
+                <w:rFonts w:ascii="Aptos" w:hAnsi="Aptos"/>
+                <w:color w:val="000000"/>
+                <w:sz w:val="19"/>
+              </w:rPr>
+              <w:t xml:space="preserve">canVerifyPriorityIds()</w:t>
+            </w:r>
+          </w:p>
+        </w:tc>
+        <w:tc>
+          <w:tcPr>
+            <w:tcW w:type="dxa" w:w="2900"/>
+            <w:vAlign w:val="center"/>
+            <w:tcMar>
+              <w:top w:w="110" w:type="dxa"/>
+              <w:start w:w="130" w:type="dxa"/>
+              <w:bottom w:w="110" w:type="dxa"/>
+              <w:end w:w="130" w:type="dxa"/>
+            </w:tcMar>
+          </w:tcPr>
+          <w:p>
+            <w:pPr>
+              <w:jc w:val="left"/>
+            </w:pPr>
+            <w:r>
+              <w:rPr>
+                <w:rFonts w:ascii="Aptos" w:hAnsi="Aptos"/>
+                <w:color w:val="000000"/>
+                <w:sz w:val="19"/>
+              </w:rPr>
+              <w:t xml:space="preserve">yes</w:t>
+            </w:r>
+          </w:p>
+        </w:tc>
+        <w:tc>
+          <w:tcPr>
+            <w:tcW w:type="dxa" w:w="2900"/>
+            <w:vAlign w:val="center"/>
+            <w:tcMar>
+              <w:top w:w="110" w:type="dxa"/>
+              <w:start w:w="130" w:type="dxa"/>
+              <w:bottom w:w="110" w:type="dxa"/>
+              <w:end w:w="130" w:type="dxa"/>
+            </w:tcMar>
+          </w:tcPr>
+          <w:p>
+            <w:pPr>
+              <w:jc w:val="left"/>
+            </w:pPr>
+            <w:r>
+              <w:rPr>
+                <w:rFonts w:ascii="Aptos" w:hAnsi="Aptos"/>
+                <w:color w:val="000000"/>
+                <w:sz w:val="19"/>
+              </w:rPr>
+              <w:t xml:space="preserve">no</w:t>
+            </w:r>
+          </w:p>
+        </w:tc>
+      </w:tr>
+    </w:tbl>
+    <w:p>
+      <w:pPr>
+        <w:spacing w:after="40"/>
+      </w:pPr>
+    </w:p>
+    <w:p>
+      <w:pPr>
+        <w:pStyle w:val="Heading2"/>
+      </w:pPr>
+      <w:r>
+        <w:t xml:space="preserve">16.6 MVC map</w:t>
+      </w:r>
+    </w:p>
+    <w:tbl>
+      <w:tblPr>
+        <w:tblStyle w:val="TableGrid"/>
+        <w:tblW w:type="dxa" w:w="9936"/>
+        <w:tblLayout w:type="fixed"/>
+        <w:tblLook w:firstColumn="1" w:firstRow="1" w:lastColumn="0" w:lastRow="0" w:noHBand="0" w:noVBand="1" w:val="04A0"/>
+        <w:tblBorders>
+          <w:top w:val="single" w:sz="4" w:color="D9D9D9"/>
+          <w:left w:val="single" w:sz="4" w:color="D9D9D9"/>
+          <w:bottom w:val="single" w:sz="4" w:color="D9D9D9"/>
+          <w:right w:val="single" w:sz="4" w:color="D9D9D9"/>
+          <w:insideH w:val="single" w:sz="4" w:color="D9D9D9"/>
+          <w:insideV w:val="single" w:sz="4" w:color="D9D9D9"/>
+        </w:tblBorders>
+      </w:tblPr>
+      <w:tblGrid>
+        <w:gridCol w:w="1900"/>
+        <w:gridCol w:w="1900"/>
+        <w:gridCol w:w="2236"/>
+        <w:gridCol w:w="2000"/>
+        <w:gridCol w:w="1900"/>
+      </w:tblGrid>
+      <w:tr>
+        <w:trPr>
+          <w:tblHeader/>
+          <w:cantSplit/>
+        </w:trPr>
+        <w:tc>
+          <w:tcPr>
+            <w:tcW w:type="dxa" w:w="1900"/>
+            <w:vAlign w:val="center"/>
+            <w:shd w:val="clear" w:color="auto" w:fill="16324F"/>
+            <w:tcMar>
+              <w:top w:w="110" w:type="dxa"/>
+              <w:start w:w="130" w:type="dxa"/>
+              <w:bottom w:w="110" w:type="dxa"/>
+              <w:end w:w="130" w:type="dxa"/>
+            </w:tcMar>
+          </w:tcPr>
+          <w:p>
+            <w:pPr>
+              <w:jc w:val="left"/>
+            </w:pPr>
+            <w:r>
+              <w:rPr>
+                <w:rFonts w:ascii="Aptos" w:hAnsi="Aptos"/>
+                <w:b/>
+                <w:color w:val="FFFFFF"/>
+                <w:sz w:val="18"/>
+              </w:rPr>
+              <w:t xml:space="preserve">Feature</w:t>
+            </w:r>
+          </w:p>
+        </w:tc>
+        <w:tc>
+          <w:tcPr>
+            <w:tcW w:type="dxa" w:w="1900"/>
+            <w:vAlign w:val="center"/>
+            <w:shd w:val="clear" w:color="auto" w:fill="16324F"/>
+            <w:tcMar>
+              <w:top w:w="110" w:type="dxa"/>
+              <w:start w:w="130" w:type="dxa"/>
+              <w:bottom w:w="110" w:type="dxa"/>
+              <w:end w:w="130" w:type="dxa"/>
+            </w:tcMar>
+          </w:tcPr>
+          <w:p>
+            <w:pPr>
+              <w:jc w:val="left"/>
+            </w:pPr>
+            <w:r>
+              <w:rPr>
+                <w:rFonts w:ascii="Aptos" w:hAnsi="Aptos"/>
+                <w:b/>
+                <w:color w:val="FFFFFF"/>
+                <w:sz w:val="18"/>
+              </w:rPr>
+              <w:t xml:space="preserve">Model</w:t>
+            </w:r>
+          </w:p>
+        </w:tc>
+        <w:tc>
+          <w:tcPr>
+            <w:tcW w:type="dxa" w:w="2236"/>
+            <w:vAlign w:val="center"/>
+            <w:shd w:val="clear" w:color="auto" w:fill="16324F"/>
+            <w:tcMar>
+              <w:top w:w="110" w:type="dxa"/>
+              <w:start w:w="130" w:type="dxa"/>
+              <w:bottom w:w="110" w:type="dxa"/>
+              <w:end w:w="130" w:type="dxa"/>
+            </w:tcMar>
+          </w:tcPr>
+          <w:p>
+            <w:pPr>
+              <w:jc w:val="left"/>
+            </w:pPr>
+            <w:r>
+              <w:rPr>
+                <w:rFonts w:ascii="Aptos" w:hAnsi="Aptos"/>
+                <w:b/>
+                <w:color w:val="FFFFFF"/>
+                <w:sz w:val="18"/>
+              </w:rPr>
+              <w:t xml:space="preserve">View (XML)</w:t>
+            </w:r>
+          </w:p>
+        </w:tc>
+        <w:tc>
+          <w:tcPr>
+            <w:tcW w:type="dxa" w:w="2000"/>
+            <w:vAlign w:val="center"/>
+            <w:shd w:val="clear" w:color="auto" w:fill="16324F"/>
+            <w:tcMar>
+              <w:top w:w="110" w:type="dxa"/>
+              <w:start w:w="130" w:type="dxa"/>
+              <w:bottom w:w="110" w:type="dxa"/>
+              <w:end w:w="130" w:type="dxa"/>
+            </w:tcMar>
+          </w:tcPr>
+          <w:p>
+            <w:pPr>
+              <w:jc w:val="left"/>
+            </w:pPr>
+            <w:r>
+              <w:rPr>
+                <w:rFonts w:ascii="Aptos" w:hAnsi="Aptos"/>
+                <w:b/>
+                <w:color w:val="FFFFFF"/>
+                <w:sz w:val="18"/>
+              </w:rPr>
+              <w:t xml:space="preserve">Controller</w:t>
+            </w:r>
+          </w:p>
+        </w:tc>
+        <w:tc>
+          <w:tcPr>
+            <w:tcW w:type="dxa" w:w="1900"/>
+            <w:vAlign w:val="center"/>
+            <w:shd w:val="clear" w:color="auto" w:fill="16324F"/>
+            <w:tcMar>
+              <w:top w:w="110" w:type="dxa"/>
+              <w:start w:w="130" w:type="dxa"/>
+              <w:bottom w:w="110" w:type="dxa"/>
+              <w:end w:w="130" w:type="dxa"/>
+            </w:tcMar>
+          </w:tcPr>
+          <w:p>
+            <w:pPr>
+              <w:jc w:val="left"/>
+            </w:pPr>
+            <w:r>
+              <w:rPr>
+                <w:rFonts w:ascii="Aptos" w:hAnsi="Aptos"/>
+                <w:b/>
+                <w:color w:val="FFFFFF"/>
+                <w:sz w:val="18"/>
+              </w:rPr>
+              <w:t xml:space="preserve">Service</w:t>
+            </w:r>
+          </w:p>
+        </w:tc>
+      </w:tr>
+      <w:tr>
+        <w:trPr>
+          <w:cantSplit/>
+        </w:trPr>
+        <w:tc>
+          <w:tcPr>
+            <w:tcW w:type="dxa" w:w="1900"/>
+            <w:vAlign w:val="center"/>
+            <w:tcMar>
+              <w:top w:w="110" w:type="dxa"/>
+              <w:start w:w="130" w:type="dxa"/>
+              <w:bottom w:w="110" w:type="dxa"/>
+              <w:end w:w="130" w:type="dxa"/>
+            </w:tcMar>
+          </w:tcPr>
+          <w:p>
+            <w:pPr>
+              <w:jc w:val="left"/>
+            </w:pPr>
+            <w:r>
+              <w:rPr>
+                <w:rFonts w:ascii="Aptos" w:hAnsi="Aptos"/>
+                <w:color w:val="000000"/>
+                <w:sz w:val="19"/>
+              </w:rPr>
+              <w:t xml:space="preserve">Settings</w:t>
+            </w:r>
+          </w:p>
+        </w:tc>
+        <w:tc>
+          <w:tcPr>
+            <w:tcW w:type="dxa" w:w="1900"/>
+            <w:vAlign w:val="center"/>
+            <w:tcMar>
+              <w:top w:w="110" w:type="dxa"/>
+              <w:start w:w="130" w:type="dxa"/>
+              <w:bottom w:w="110" w:type="dxa"/>
+              <w:end w:w="130" w:type="dxa"/>
+            </w:tcMar>
+          </w:tcPr>
+          <w:p>
+            <w:pPr>
+              <w:jc w:val="left"/>
+            </w:pPr>
+            <w:r>
+              <w:rPr>
+                <w:rFonts w:ascii="Aptos" w:hAnsi="Aptos"/>
+                <w:color w:val="000000"/>
+                <w:sz w:val="19"/>
+              </w:rPr>
+              <w:t xml:space="preserve">UserProfile, PriorityCard</w:t>
+            </w:r>
+          </w:p>
+        </w:tc>
+        <w:tc>
+          <w:tcPr>
+            <w:tcW w:type="dxa" w:w="2236"/>
+            <w:vAlign w:val="center"/>
+            <w:tcMar>
+              <w:top w:w="110" w:type="dxa"/>
+              <w:start w:w="130" w:type="dxa"/>
+              <w:bottom w:w="110" w:type="dxa"/>
+              <w:end w:w="130" w:type="dxa"/>
+            </w:tcMar>
+          </w:tcPr>
+          <w:p>
+            <w:pPr>
+              <w:jc w:val="left"/>
+            </w:pPr>
+            <w:r>
+              <w:rPr>
+                <w:rFonts w:ascii="Aptos" w:hAnsi="Aptos"/>
+                <w:color w:val="000000"/>
+                <w:sz w:val="19"/>
+              </w:rPr>
+              <w:t xml:space="preserve">activity_settings</w:t>
+            </w:r>
+          </w:p>
+        </w:tc>
+        <w:tc>
+          <w:tcPr>
+            <w:tcW w:type="dxa" w:w="2000"/>
+            <w:vAlign w:val="center"/>
+            <w:tcMar>
+              <w:top w:w="110" w:type="dxa"/>
+              <w:start w:w="130" w:type="dxa"/>
+              <w:bottom w:w="110" w:type="dxa"/>
+              <w:end w:w="130" w:type="dxa"/>
+            </w:tcMar>
+          </w:tcPr>
+          <w:p>
+            <w:pPr>
+              <w:jc w:val="left"/>
+            </w:pPr>
+            <w:r>
+              <w:rPr>
+                <w:rFonts w:ascii="Aptos" w:hAnsi="Aptos"/>
+                <w:color w:val="000000"/>
+                <w:sz w:val="19"/>
+              </w:rPr>
+              <w:t xml:space="preserve">SettingsActivity</w:t>
+            </w:r>
+          </w:p>
+        </w:tc>
+        <w:tc>
+          <w:tcPr>
+            <w:tcW w:type="dxa" w:w="1900"/>
+            <w:vAlign w:val="center"/>
+            <w:tcMar>
+              <w:top w:w="110" w:type="dxa"/>
+              <w:start w:w="130" w:type="dxa"/>
+              <w:bottom w:w="110" w:type="dxa"/>
+              <w:end w:w="130" w:type="dxa"/>
+            </w:tcMar>
+          </w:tcPr>
+          <w:p>
+            <w:pPr>
+              <w:jc w:val="left"/>
+            </w:pPr>
+            <w:r>
+              <w:rPr>
+                <w:rFonts w:ascii="Aptos" w:hAnsi="Aptos"/>
+                <w:color w:val="000000"/>
+                <w:sz w:val="19"/>
+              </w:rPr>
+              <w:t xml:space="preserve">AuthService, PriorityIdService</w:t>
+            </w:r>
+          </w:p>
+        </w:tc>
+      </w:tr>
+      <w:tr>
+        <w:trPr>
+          <w:cantSplit/>
+        </w:trPr>
+        <w:tc>
+          <w:tcPr>
+            <w:tcW w:type="dxa" w:w="1900"/>
+            <w:vAlign w:val="center"/>
+            <w:tcMar>
+              <w:top w:w="110" w:type="dxa"/>
+              <w:start w:w="130" w:type="dxa"/>
+              <w:bottom w:w="110" w:type="dxa"/>
+              <w:end w:w="130" w:type="dxa"/>
+            </w:tcMar>
+          </w:tcPr>
+          <w:p>
+            <w:pPr>
+              <w:jc w:val="left"/>
+            </w:pPr>
+            <w:r>
+              <w:rPr>
+                <w:rFonts w:ascii="Aptos" w:hAnsi="Aptos"/>
+                <w:color w:val="000000"/>
+                <w:sz w:val="19"/>
+              </w:rPr>
+              <w:t xml:space="preserve">Alert level</w:t>
+            </w:r>
+          </w:p>
+        </w:tc>
+        <w:tc>
+          <w:tcPr>
+            <w:tcW w:type="dxa" w:w="1900"/>
+            <w:vAlign w:val="center"/>
+            <w:tcMar>
+              <w:top w:w="110" w:type="dxa"/>
+              <w:start w:w="130" w:type="dxa"/>
+              <w:bottom w:w="110" w:type="dxa"/>
+              <w:end w:w="130" w:type="dxa"/>
+            </w:tcMar>
+          </w:tcPr>
+          <w:p>
+            <w:pPr>
+              <w:jc w:val="left"/>
+            </w:pPr>
+            <w:r>
+              <w:rPr>
+                <w:rFonts w:ascii="Aptos" w:hAnsi="Aptos"/>
+                <w:color w:val="000000"/>
+                <w:sz w:val="19"/>
+              </w:rPr>
+              <w:t xml:space="preserve">CityAlert</w:t>
+            </w:r>
+          </w:p>
+        </w:tc>
+        <w:tc>
+          <w:tcPr>
+            <w:tcW w:type="dxa" w:w="2236"/>
+            <w:vAlign w:val="center"/>
+            <w:tcMar>
+              <w:top w:w="110" w:type="dxa"/>
+              <w:start w:w="130" w:type="dxa"/>
+              <w:bottom w:w="110" w:type="dxa"/>
+              <w:end w:w="130" w:type="dxa"/>
+            </w:tcMar>
+          </w:tcPr>
+          <w:p>
+            <w:pPr>
+              <w:jc w:val="left"/>
+            </w:pPr>
+            <w:r>
+              <w:rPr>
+                <w:rFonts w:ascii="Aptos" w:hAnsi="Aptos"/>
+                <w:color w:val="000000"/>
+                <w:sz w:val="19"/>
+              </w:rPr>
+              <w:t xml:space="preserve">view_alert_strip</w:t>
+            </w:r>
+          </w:p>
+        </w:tc>
+        <w:tc>
+          <w:tcPr>
+            <w:tcW w:type="dxa" w:w="2000"/>
+            <w:vAlign w:val="center"/>
+            <w:tcMar>
+              <w:top w:w="110" w:type="dxa"/>
+              <w:start w:w="130" w:type="dxa"/>
+              <w:bottom w:w="110" w:type="dxa"/>
+              <w:end w:w="130" w:type="dxa"/>
+            </w:tcMar>
+          </w:tcPr>
+          <w:p>
+            <w:pPr>
+              <w:jc w:val="left"/>
+            </w:pPr>
+            <w:r>
+              <w:rPr>
+                <w:rFonts w:ascii="Aptos" w:hAnsi="Aptos"/>
+                <w:color w:val="000000"/>
+                <w:sz w:val="19"/>
+              </w:rPr>
+              <w:t xml:space="preserve">Overviews, HomeFragment</w:t>
+            </w:r>
+          </w:p>
+        </w:tc>
+        <w:tc>
+          <w:tcPr>
+            <w:tcW w:type="dxa" w:w="1900"/>
+            <w:vAlign w:val="center"/>
+            <w:tcMar>
+              <w:top w:w="110" w:type="dxa"/>
+              <w:start w:w="130" w:type="dxa"/>
+              <w:bottom w:w="110" w:type="dxa"/>
+              <w:end w:w="130" w:type="dxa"/>
+            </w:tcMar>
+          </w:tcPr>
+          <w:p>
+            <w:pPr>
+              <w:jc w:val="left"/>
+            </w:pPr>
+            <w:r>
+              <w:rPr>
+                <w:rFonts w:ascii="Aptos" w:hAnsi="Aptos"/>
+                <w:color w:val="000000"/>
+                <w:sz w:val="19"/>
+              </w:rPr>
+              <w:t xml:space="preserve">CityAlertService</w:t>
+            </w:r>
+          </w:p>
+        </w:tc>
+      </w:tr>
+      <w:tr>
+        <w:trPr>
+          <w:cantSplit/>
+        </w:trPr>
+        <w:tc>
+          <w:tcPr>
+            <w:tcW w:type="dxa" w:w="1900"/>
+            <w:vAlign w:val="center"/>
+            <w:tcMar>
+              <w:top w:w="110" w:type="dxa"/>
+              <w:start w:w="130" w:type="dxa"/>
+              <w:bottom w:w="110" w:type="dxa"/>
+              <w:end w:w="130" w:type="dxa"/>
+            </w:tcMar>
+          </w:tcPr>
+          <w:p>
+            <w:pPr>
+              <w:jc w:val="left"/>
+            </w:pPr>
+            <w:r>
+              <w:rPr>
+                <w:rFonts w:ascii="Aptos" w:hAnsi="Aptos"/>
+                <w:color w:val="000000"/>
+                <w:sz w:val="19"/>
+              </w:rPr>
+              <w:t xml:space="preserve">Advisory approval</w:t>
+            </w:r>
+          </w:p>
+        </w:tc>
+        <w:tc>
+          <w:tcPr>
+            <w:tcW w:type="dxa" w:w="1900"/>
+            <w:vAlign w:val="center"/>
+            <w:tcMar>
+              <w:top w:w="110" w:type="dxa"/>
+              <w:start w:w="130" w:type="dxa"/>
+              <w:bottom w:w="110" w:type="dxa"/>
+              <w:end w:w="130" w:type="dxa"/>
+            </w:tcMar>
+          </w:tcPr>
+          <w:p>
+            <w:pPr>
+              <w:jc w:val="left"/>
+            </w:pPr>
+            <w:r>
+              <w:rPr>
+                <w:rFonts w:ascii="Aptos" w:hAnsi="Aptos"/>
+                <w:color w:val="000000"/>
+                <w:sz w:val="19"/>
+              </w:rPr>
+              <w:t xml:space="preserve">Advisory, AdvisoryReview</w:t>
+            </w:r>
+          </w:p>
+        </w:tc>
+        <w:tc>
+          <w:tcPr>
+            <w:tcW w:type="dxa" w:w="2236"/>
+            <w:vAlign w:val="center"/>
+            <w:tcMar>
+              <w:top w:w="110" w:type="dxa"/>
+              <w:start w:w="130" w:type="dxa"/>
+              <w:bottom w:w="110" w:type="dxa"/>
+              <w:end w:w="130" w:type="dxa"/>
+            </w:tcMar>
+          </w:tcPr>
+          <w:p>
+            <w:pPr>
+              <w:jc w:val="left"/>
+            </w:pPr>
+            <w:r>
+              <w:rPr>
+                <w:rFonts w:ascii="Aptos" w:hAnsi="Aptos"/>
+                <w:color w:val="000000"/>
+                <w:sz w:val="19"/>
+              </w:rPr>
+              <w:t xml:space="preserve">item_advisory_review, activity_advisory_editor</w:t>
+            </w:r>
+          </w:p>
+        </w:tc>
+        <w:tc>
+          <w:tcPr>
+            <w:tcW w:type="dxa" w:w="2000"/>
+            <w:vAlign w:val="center"/>
+            <w:tcMar>
+              <w:top w:w="110" w:type="dxa"/>
+              <w:start w:w="130" w:type="dxa"/>
+              <w:bottom w:w="110" w:type="dxa"/>
+              <w:end w:w="130" w:type="dxa"/>
+            </w:tcMar>
+          </w:tcPr>
+          <w:p>
+            <w:pPr>
+              <w:jc w:val="left"/>
+            </w:pPr>
+            <w:r>
+              <w:rPr>
+                <w:rFonts w:ascii="Aptos" w:hAnsi="Aptos"/>
+                <w:color w:val="000000"/>
+                <w:sz w:val="19"/>
+              </w:rPr>
+              <w:t xml:space="preserve">FinalizeFragment, AdvisoryEditorActivity</w:t>
+            </w:r>
+          </w:p>
+        </w:tc>
+        <w:tc>
+          <w:tcPr>
+            <w:tcW w:type="dxa" w:w="1900"/>
+            <w:vAlign w:val="center"/>
+            <w:tcMar>
+              <w:top w:w="110" w:type="dxa"/>
+              <w:start w:w="130" w:type="dxa"/>
+              <w:bottom w:w="110" w:type="dxa"/>
+              <w:end w:w="130" w:type="dxa"/>
+            </w:tcMar>
+          </w:tcPr>
+          <w:p>
+            <w:pPr>
+              <w:jc w:val="left"/>
+            </w:pPr>
+            <w:r>
+              <w:rPr>
+                <w:rFonts w:ascii="Aptos" w:hAnsi="Aptos"/>
+                <w:color w:val="000000"/>
+                <w:sz w:val="19"/>
+              </w:rPr>
+              <w:t xml:space="preserve">AdvisoryService</w:t>
+            </w:r>
+          </w:p>
+        </w:tc>
+      </w:tr>
+      <w:tr>
+        <w:trPr>
+          <w:cantSplit/>
+        </w:trPr>
+        <w:tc>
+          <w:tcPr>
+            <w:tcW w:type="dxa" w:w="1900"/>
+            <w:vAlign w:val="center"/>
+            <w:tcMar>
+              <w:top w:w="110" w:type="dxa"/>
+              <w:start w:w="130" w:type="dxa"/>
+              <w:bottom w:w="110" w:type="dxa"/>
+              <w:end w:w="130" w:type="dxa"/>
+            </w:tcMar>
+          </w:tcPr>
+          <w:p>
+            <w:pPr>
+              <w:jc w:val="left"/>
+            </w:pPr>
+            <w:r>
+              <w:rPr>
+                <w:rFonts w:ascii="Aptos" w:hAnsi="Aptos"/>
+                <w:color w:val="000000"/>
+                <w:sz w:val="19"/>
+              </w:rPr>
+              <w:t xml:space="preserve">Moderator overview</w:t>
+            </w:r>
+          </w:p>
+        </w:tc>
+        <w:tc>
+          <w:tcPr>
+            <w:tcW w:type="dxa" w:w="1900"/>
+            <w:vAlign w:val="center"/>
+            <w:tcMar>
+              <w:top w:w="110" w:type="dxa"/>
+              <w:start w:w="130" w:type="dxa"/>
+              <w:bottom w:w="110" w:type="dxa"/>
+              <w:end w:w="130" w:type="dxa"/>
+            </w:tcMar>
+          </w:tcPr>
+          <w:p>
+            <w:pPr>
+              <w:jc w:val="left"/>
+            </w:pPr>
+            <w:r>
+              <w:rPr>
+                <w:rFonts w:ascii="Aptos" w:hAnsi="Aptos"/>
+                <w:color w:val="000000"/>
+                <w:sz w:val="19"/>
+              </w:rPr>
+              <w:t xml:space="preserve">ModeratorProfile, EvacuationCenter</w:t>
+            </w:r>
+          </w:p>
+        </w:tc>
+        <w:tc>
+          <w:tcPr>
+            <w:tcW w:type="dxa" w:w="2236"/>
+            <w:vAlign w:val="center"/>
+            <w:tcMar>
+              <w:top w:w="110" w:type="dxa"/>
+              <w:start w:w="130" w:type="dxa"/>
+              <w:bottom w:w="110" w:type="dxa"/>
+              <w:end w:w="130" w:type="dxa"/>
+            </w:tcMar>
+          </w:tcPr>
+          <w:p>
+            <w:pPr>
+              <w:jc w:val="left"/>
+            </w:pPr>
+            <w:r>
+              <w:rPr>
+                <w:rFonts w:ascii="Aptos" w:hAnsi="Aptos"/>
+                <w:color w:val="000000"/>
+                <w:sz w:val="19"/>
+              </w:rPr>
+              <w:t xml:space="preserve">fragment_moderator_overview</w:t>
+            </w:r>
+          </w:p>
+        </w:tc>
+        <w:tc>
+          <w:tcPr>
+            <w:tcW w:type="dxa" w:w="2000"/>
+            <w:vAlign w:val="center"/>
+            <w:tcMar>
+              <w:top w:w="110" w:type="dxa"/>
+              <w:start w:w="130" w:type="dxa"/>
+              <w:bottom w:w="110" w:type="dxa"/>
+              <w:end w:w="130" w:type="dxa"/>
+            </w:tcMar>
+          </w:tcPr>
+          <w:p>
+            <w:pPr>
+              <w:jc w:val="left"/>
+            </w:pPr>
+            <w:r>
+              <w:rPr>
+                <w:rFonts w:ascii="Aptos" w:hAnsi="Aptos"/>
+                <w:color w:val="000000"/>
+                <w:sz w:val="19"/>
+              </w:rPr>
+              <w:t xml:space="preserve">ModeratorOverviewFragment</w:t>
+            </w:r>
+          </w:p>
+        </w:tc>
+        <w:tc>
+          <w:tcPr>
+            <w:tcW w:type="dxa" w:w="1900"/>
+            <w:vAlign w:val="center"/>
+            <w:tcMar>
+              <w:top w:w="110" w:type="dxa"/>
+              <w:start w:w="130" w:type="dxa"/>
+              <w:bottom w:w="110" w:type="dxa"/>
+              <w:end w:w="130" w:type="dxa"/>
+            </w:tcMar>
+          </w:tcPr>
+          <w:p>
+            <w:pPr>
+              <w:jc w:val="left"/>
+            </w:pPr>
+            <w:r>
+              <w:rPr>
+                <w:rFonts w:ascii="Aptos" w:hAnsi="Aptos"/>
+                <w:color w:val="000000"/>
+                <w:sz w:val="19"/>
+              </w:rPr>
+              <w:t xml:space="preserve">CenterService, AdvisoryService</w:t>
+            </w:r>
+          </w:p>
+        </w:tc>
+      </w:tr>
+      <w:tr>
+        <w:trPr>
+          <w:cantSplit/>
+        </w:trPr>
+        <w:tc>
+          <w:tcPr>
+            <w:tcW w:type="dxa" w:w="1900"/>
+            <w:vAlign w:val="center"/>
+            <w:tcMar>
+              <w:top w:w="110" w:type="dxa"/>
+              <w:start w:w="130" w:type="dxa"/>
+              <w:bottom w:w="110" w:type="dxa"/>
+              <w:end w:w="130" w:type="dxa"/>
+            </w:tcMar>
+          </w:tcPr>
+          <w:p>
+            <w:pPr>
+              <w:jc w:val="left"/>
+            </w:pPr>
+            <w:r>
+              <w:rPr>
+                <w:rFonts w:ascii="Aptos" w:hAnsi="Aptos"/>
+                <w:color w:val="000000"/>
+                <w:sz w:val="19"/>
+              </w:rPr>
+              <w:t xml:space="preserve">Centers list</w:t>
+            </w:r>
+          </w:p>
+        </w:tc>
+        <w:tc>
+          <w:tcPr>
+            <w:tcW w:type="dxa" w:w="1900"/>
+            <w:vAlign w:val="center"/>
+            <w:tcMar>
+              <w:top w:w="110" w:type="dxa"/>
+              <w:start w:w="130" w:type="dxa"/>
+              <w:bottom w:w="110" w:type="dxa"/>
+              <w:end w:w="130" w:type="dxa"/>
+            </w:tcMar>
+          </w:tcPr>
+          <w:p>
+            <w:pPr>
+              <w:jc w:val="left"/>
+            </w:pPr>
+            <w:r>
+              <w:rPr>
+                <w:rFonts w:ascii="Aptos" w:hAnsi="Aptos"/>
+                <w:color w:val="000000"/>
+                <w:sz w:val="19"/>
+              </w:rPr>
+              <w:t xml:space="preserve">EvacuationCenter, CenterCapacity</w:t>
+            </w:r>
+          </w:p>
+        </w:tc>
+        <w:tc>
+          <w:tcPr>
+            <w:tcW w:type="dxa" w:w="2236"/>
+            <w:vAlign w:val="center"/>
+            <w:tcMar>
+              <w:top w:w="110" w:type="dxa"/>
+              <w:start w:w="130" w:type="dxa"/>
+              <w:bottom w:w="110" w:type="dxa"/>
+              <w:end w:w="130" w:type="dxa"/>
+            </w:tcMar>
+          </w:tcPr>
+          <w:p>
+            <w:pPr>
+              <w:jc w:val="left"/>
+            </w:pPr>
+            <w:r>
+              <w:rPr>
+                <w:rFonts w:ascii="Aptos" w:hAnsi="Aptos"/>
+                <w:color w:val="000000"/>
+                <w:sz w:val="19"/>
+              </w:rPr>
+              <w:t xml:space="preserve">fragment_moderator_centers, item_center_load</w:t>
+            </w:r>
+          </w:p>
+        </w:tc>
+        <w:tc>
+          <w:tcPr>
+            <w:tcW w:type="dxa" w:w="2000"/>
+            <w:vAlign w:val="center"/>
+            <w:tcMar>
+              <w:top w:w="110" w:type="dxa"/>
+              <w:start w:w="130" w:type="dxa"/>
+              <w:bottom w:w="110" w:type="dxa"/>
+              <w:end w:w="130" w:type="dxa"/>
+            </w:tcMar>
+          </w:tcPr>
+          <w:p>
+            <w:pPr>
+              <w:jc w:val="left"/>
+            </w:pPr>
+            <w:r>
+              <w:rPr>
+                <w:rFonts w:ascii="Aptos" w:hAnsi="Aptos"/>
+                <w:color w:val="000000"/>
+                <w:sz w:val="19"/>
+              </w:rPr>
+              <w:t xml:space="preserve">ModeratorCentersFragment</w:t>
+            </w:r>
+          </w:p>
+        </w:tc>
+        <w:tc>
+          <w:tcPr>
+            <w:tcW w:type="dxa" w:w="1900"/>
+            <w:vAlign w:val="center"/>
+            <w:tcMar>
+              <w:top w:w="110" w:type="dxa"/>
+              <w:start w:w="130" w:type="dxa"/>
+              <w:bottom w:w="110" w:type="dxa"/>
+              <w:end w:w="130" w:type="dxa"/>
+            </w:tcMar>
+          </w:tcPr>
+          <w:p>
+            <w:pPr>
+              <w:jc w:val="left"/>
+            </w:pPr>
+            <w:r>
+              <w:rPr>
+                <w:rFonts w:ascii="Aptos" w:hAnsi="Aptos"/>
+                <w:color w:val="000000"/>
+                <w:sz w:val="19"/>
+              </w:rPr>
+              <w:t xml:space="preserve">CenterService</w:t>
+            </w:r>
+          </w:p>
+        </w:tc>
+      </w:tr>
+      <w:tr>
+        <w:trPr>
+          <w:cantSplit/>
+        </w:trPr>
+        <w:tc>
+          <w:tcPr>
+            <w:tcW w:type="dxa" w:w="1900"/>
+            <w:vAlign w:val="center"/>
+            <w:tcMar>
+              <w:top w:w="110" w:type="dxa"/>
+              <w:start w:w="130" w:type="dxa"/>
+              <w:bottom w:w="110" w:type="dxa"/>
+              <w:end w:w="130" w:type="dxa"/>
+            </w:tcMar>
+          </w:tcPr>
+          <w:p>
+            <w:pPr>
+              <w:jc w:val="left"/>
+            </w:pPr>
+            <w:r>
+              <w:rPr>
+                <w:rFonts w:ascii="Aptos" w:hAnsi="Aptos"/>
+                <w:color w:val="000000"/>
+                <w:sz w:val="19"/>
+              </w:rPr>
+              <w:t xml:space="preserve">Centers (LGU)</w:t>
+            </w:r>
+          </w:p>
+        </w:tc>
+        <w:tc>
+          <w:tcPr>
+            <w:tcW w:type="dxa" w:w="1900"/>
+            <w:vAlign w:val="center"/>
+            <w:tcMar>
+              <w:top w:w="110" w:type="dxa"/>
+              <w:start w:w="130" w:type="dxa"/>
+              <w:bottom w:w="110" w:type="dxa"/>
+              <w:end w:w="130" w:type="dxa"/>
+            </w:tcMar>
+          </w:tcPr>
+          <w:p>
+            <w:pPr>
+              <w:jc w:val="left"/>
+            </w:pPr>
+            <w:r>
+              <w:rPr>
+                <w:rFonts w:ascii="Aptos" w:hAnsi="Aptos"/>
+                <w:color w:val="000000"/>
+                <w:sz w:val="19"/>
+              </w:rPr>
+              <w:t xml:space="preserve">EvacuationCenter</w:t>
+            </w:r>
+          </w:p>
+        </w:tc>
+        <w:tc>
+          <w:tcPr>
+            <w:tcW w:type="dxa" w:w="2236"/>
+            <w:vAlign w:val="center"/>
+            <w:tcMar>
+              <w:top w:w="110" w:type="dxa"/>
+              <w:start w:w="130" w:type="dxa"/>
+              <w:bottom w:w="110" w:type="dxa"/>
+              <w:end w:w="130" w:type="dxa"/>
+            </w:tcMar>
+          </w:tcPr>
+          <w:p>
+            <w:pPr>
+              <w:jc w:val="left"/>
+            </w:pPr>
+            <w:r>
+              <w:rPr>
+                <w:rFonts w:ascii="Aptos" w:hAnsi="Aptos"/>
+                <w:color w:val="000000"/>
+                <w:sz w:val="19"/>
+              </w:rPr>
+              <w:t xml:space="preserve">activity_center_editor</w:t>
+            </w:r>
+          </w:p>
+        </w:tc>
+        <w:tc>
+          <w:tcPr>
+            <w:tcW w:type="dxa" w:w="2000"/>
+            <w:vAlign w:val="center"/>
+            <w:tcMar>
+              <w:top w:w="110" w:type="dxa"/>
+              <w:start w:w="130" w:type="dxa"/>
+              <w:bottom w:w="110" w:type="dxa"/>
+              <w:end w:w="130" w:type="dxa"/>
+            </w:tcMar>
+          </w:tcPr>
+          <w:p>
+            <w:pPr>
+              <w:jc w:val="left"/>
+            </w:pPr>
+            <w:r>
+              <w:rPr>
+                <w:rFonts w:ascii="Aptos" w:hAnsi="Aptos"/>
+                <w:color w:val="000000"/>
+                <w:sz w:val="19"/>
+              </w:rPr>
+              <w:t xml:space="preserve">CenterEditorActivity</w:t>
+            </w:r>
+          </w:p>
+        </w:tc>
+        <w:tc>
+          <w:tcPr>
+            <w:tcW w:type="dxa" w:w="1900"/>
+            <w:vAlign w:val="center"/>
+            <w:tcMar>
+              <w:top w:w="110" w:type="dxa"/>
+              <w:start w:w="130" w:type="dxa"/>
+              <w:bottom w:w="110" w:type="dxa"/>
+              <w:end w:w="130" w:type="dxa"/>
+            </w:tcMar>
+          </w:tcPr>
+          <w:p>
+            <w:pPr>
+              <w:jc w:val="left"/>
+            </w:pPr>
+            <w:r>
+              <w:rPr>
+                <w:rFonts w:ascii="Aptos" w:hAnsi="Aptos"/>
+                <w:color w:val="000000"/>
+                <w:sz w:val="19"/>
+              </w:rPr>
+              <w:t xml:space="preserve">CenterService, DatasetService</w:t>
+            </w:r>
+          </w:p>
+        </w:tc>
+      </w:tr>
+      <w:tr>
+        <w:trPr>
+          <w:cantSplit/>
+        </w:trPr>
+        <w:tc>
+          <w:tcPr>
+            <w:tcW w:type="dxa" w:w="1900"/>
+            <w:vAlign w:val="center"/>
+            <w:tcMar>
+              <w:top w:w="110" w:type="dxa"/>
+              <w:start w:w="130" w:type="dxa"/>
+              <w:bottom w:w="110" w:type="dxa"/>
+              <w:end w:w="130" w:type="dxa"/>
+            </w:tcMar>
+          </w:tcPr>
+          <w:p>
+            <w:pPr>
+              <w:jc w:val="left"/>
+            </w:pPr>
+            <w:r>
+              <w:rPr>
+                <w:rFonts w:ascii="Aptos" w:hAnsi="Aptos"/>
+                <w:color w:val="000000"/>
+                <w:sz w:val="19"/>
+              </w:rPr>
+              <w:t xml:space="preserve">Staff and centers</w:t>
+            </w:r>
+          </w:p>
+        </w:tc>
+        <w:tc>
+          <w:tcPr>
+            <w:tcW w:type="dxa" w:w="1900"/>
+            <w:vAlign w:val="center"/>
+            <w:tcMar>
+              <w:top w:w="110" w:type="dxa"/>
+              <w:start w:w="130" w:type="dxa"/>
+              <w:bottom w:w="110" w:type="dxa"/>
+              <w:end w:w="130" w:type="dxa"/>
+            </w:tcMar>
+          </w:tcPr>
+          <w:p>
+            <w:pPr>
+              <w:jc w:val="left"/>
+            </w:pPr>
+            <w:r>
+              <w:rPr>
+                <w:rFonts w:ascii="Aptos" w:hAnsi="Aptos"/>
+                <w:color w:val="000000"/>
+                <w:sz w:val="19"/>
+              </w:rPr>
+              <w:t xml:space="preserve">StaffRequest, ModeratorProfile</w:t>
+            </w:r>
+          </w:p>
+        </w:tc>
+        <w:tc>
+          <w:tcPr>
+            <w:tcW w:type="dxa" w:w="2236"/>
+            <w:vAlign w:val="center"/>
+            <w:tcMar>
+              <w:top w:w="110" w:type="dxa"/>
+              <w:start w:w="130" w:type="dxa"/>
+              <w:bottom w:w="110" w:type="dxa"/>
+              <w:end w:w="130" w:type="dxa"/>
+            </w:tcMar>
+          </w:tcPr>
+          <w:p>
+            <w:pPr>
+              <w:jc w:val="left"/>
+            </w:pPr>
+            <w:r>
+              <w:rPr>
+                <w:rFonts w:ascii="Aptos" w:hAnsi="Aptos"/>
+                <w:color w:val="000000"/>
+                <w:sz w:val="19"/>
+              </w:rPr>
+              <w:t xml:space="preserve">fragment_lgu_finalize</w:t>
+            </w:r>
+          </w:p>
+        </w:tc>
+        <w:tc>
+          <w:tcPr>
+            <w:tcW w:type="dxa" w:w="2000"/>
+            <w:vAlign w:val="center"/>
+            <w:tcMar>
+              <w:top w:w="110" w:type="dxa"/>
+              <w:start w:w="130" w:type="dxa"/>
+              <w:bottom w:w="110" w:type="dxa"/>
+              <w:end w:w="130" w:type="dxa"/>
+            </w:tcMar>
+          </w:tcPr>
+          <w:p>
+            <w:pPr>
+              <w:jc w:val="left"/>
+            </w:pPr>
+            <w:r>
+              <w:rPr>
+                <w:rFonts w:ascii="Aptos" w:hAnsi="Aptos"/>
+                <w:color w:val="000000"/>
+                <w:sz w:val="19"/>
+              </w:rPr>
+              <w:t xml:space="preserve">FinalizeFragment</w:t>
+            </w:r>
+          </w:p>
+        </w:tc>
+        <w:tc>
+          <w:tcPr>
+            <w:tcW w:type="dxa" w:w="1900"/>
+            <w:vAlign w:val="center"/>
+            <w:tcMar>
+              <w:top w:w="110" w:type="dxa"/>
+              <w:start w:w="130" w:type="dxa"/>
+              <w:bottom w:w="110" w:type="dxa"/>
+              <w:end w:w="130" w:type="dxa"/>
+            </w:tcMar>
+          </w:tcPr>
+          <w:p>
+            <w:pPr>
+              <w:jc w:val="left"/>
+            </w:pPr>
+            <w:r>
+              <w:rPr>
+                <w:rFonts w:ascii="Aptos" w:hAnsi="Aptos"/>
+                <w:color w:val="000000"/>
+                <w:sz w:val="19"/>
+              </w:rPr>
+              <w:t xml:space="preserve">StaffService</w:t>
+            </w:r>
+          </w:p>
+        </w:tc>
+      </w:tr>
+      <w:tr>
+        <w:trPr>
+          <w:cantSplit/>
+        </w:trPr>
+        <w:tc>
+          <w:tcPr>
+            <w:tcW w:type="dxa" w:w="1900"/>
+            <w:vAlign w:val="center"/>
+            <w:tcMar>
+              <w:top w:w="110" w:type="dxa"/>
+              <w:start w:w="130" w:type="dxa"/>
+              <w:bottom w:w="110" w:type="dxa"/>
+              <w:end w:w="130" w:type="dxa"/>
+            </w:tcMar>
+          </w:tcPr>
+          <w:p>
+            <w:pPr>
+              <w:jc w:val="left"/>
+            </w:pPr>
+            <w:r>
+              <w:rPr>
+                <w:rFonts w:ascii="Aptos" w:hAnsi="Aptos"/>
+                <w:color w:val="000000"/>
+                <w:sz w:val="19"/>
+              </w:rPr>
+              <w:t xml:space="preserve">Closures</w:t>
+            </w:r>
+          </w:p>
+        </w:tc>
+        <w:tc>
+          <w:tcPr>
+            <w:tcW w:type="dxa" w:w="1900"/>
+            <w:vAlign w:val="center"/>
+            <w:tcMar>
+              <w:top w:w="110" w:type="dxa"/>
+              <w:start w:w="130" w:type="dxa"/>
+              <w:bottom w:w="110" w:type="dxa"/>
+              <w:end w:w="130" w:type="dxa"/>
+            </w:tcMar>
+          </w:tcPr>
+          <w:p>
+            <w:pPr>
+              <w:jc w:val="left"/>
+            </w:pPr>
+            <w:r>
+              <w:rPr>
+                <w:rFonts w:ascii="Aptos" w:hAnsi="Aptos"/>
+                <w:color w:val="000000"/>
+                <w:sz w:val="19"/>
+              </w:rPr>
+              <w:t xml:space="preserve">RoadClosure</w:t>
+            </w:r>
+          </w:p>
+        </w:tc>
+        <w:tc>
+          <w:tcPr>
+            <w:tcW w:type="dxa" w:w="2236"/>
+            <w:vAlign w:val="center"/>
+            <w:tcMar>
+              <w:top w:w="110" w:type="dxa"/>
+              <w:start w:w="130" w:type="dxa"/>
+              <w:bottom w:w="110" w:type="dxa"/>
+              <w:end w:w="130" w:type="dxa"/>
+            </w:tcMar>
+          </w:tcPr>
+          <w:p>
+            <w:pPr>
+              <w:jc w:val="left"/>
+            </w:pPr>
+            <w:r>
+              <w:rPr>
+                <w:rFonts w:ascii="Aptos" w:hAnsi="Aptos"/>
+                <w:color w:val="000000"/>
+                <w:sz w:val="19"/>
+              </w:rPr>
+              <w:t xml:space="preserve">dialog_closure</w:t>
+            </w:r>
+          </w:p>
+        </w:tc>
+        <w:tc>
+          <w:tcPr>
+            <w:tcW w:type="dxa" w:w="2000"/>
+            <w:vAlign w:val="center"/>
+            <w:tcMar>
+              <w:top w:w="110" w:type="dxa"/>
+              <w:start w:w="130" w:type="dxa"/>
+              <w:bottom w:w="110" w:type="dxa"/>
+              <w:end w:w="130" w:type="dxa"/>
+            </w:tcMar>
+          </w:tcPr>
+          <w:p>
+            <w:pPr>
+              <w:jc w:val="left"/>
+            </w:pPr>
+            <w:r>
+              <w:rPr>
+                <w:rFonts w:ascii="Aptos" w:hAnsi="Aptos"/>
+                <w:color w:val="000000"/>
+                <w:sz w:val="19"/>
+              </w:rPr>
+              <w:t xml:space="preserve">LguHazardMapFragment, SafeRouteFragment</w:t>
+            </w:r>
+          </w:p>
+        </w:tc>
+        <w:tc>
+          <w:tcPr>
+            <w:tcW w:type="dxa" w:w="1900"/>
+            <w:vAlign w:val="center"/>
+            <w:tcMar>
+              <w:top w:w="110" w:type="dxa"/>
+              <w:start w:w="130" w:type="dxa"/>
+              <w:bottom w:w="110" w:type="dxa"/>
+              <w:end w:w="130" w:type="dxa"/>
+            </w:tcMar>
+          </w:tcPr>
+          <w:p>
+            <w:pPr>
+              <w:jc w:val="left"/>
+            </w:pPr>
+            <w:r>
+              <w:rPr>
+                <w:rFonts w:ascii="Aptos" w:hAnsi="Aptos"/>
+                <w:color w:val="000000"/>
+                <w:sz w:val="19"/>
+              </w:rPr>
+              <w:t xml:space="preserve">DatasetService, RouteService</w:t>
+            </w:r>
+          </w:p>
+        </w:tc>
+      </w:tr>
+      <w:tr>
+        <w:trPr>
+          <w:cantSplit/>
+        </w:trPr>
+        <w:tc>
+          <w:tcPr>
+            <w:tcW w:type="dxa" w:w="1900"/>
+            <w:vAlign w:val="center"/>
+            <w:tcMar>
+              <w:top w:w="110" w:type="dxa"/>
+              <w:start w:w="130" w:type="dxa"/>
+              <w:bottom w:w="110" w:type="dxa"/>
+              <w:end w:w="130" w:type="dxa"/>
+            </w:tcMar>
+          </w:tcPr>
+          <w:p>
+            <w:pPr>
+              <w:jc w:val="left"/>
+            </w:pPr>
+            <w:r>
+              <w:rPr>
+                <w:rFonts w:ascii="Aptos" w:hAnsi="Aptos"/>
+                <w:color w:val="000000"/>
+                <w:sz w:val="19"/>
+              </w:rPr>
+              <w:t xml:space="preserve">Priority ID</w:t>
+            </w:r>
+          </w:p>
+        </w:tc>
+        <w:tc>
+          <w:tcPr>
+            <w:tcW w:type="dxa" w:w="1900"/>
+            <w:vAlign w:val="center"/>
+            <w:tcMar>
+              <w:top w:w="110" w:type="dxa"/>
+              <w:start w:w="130" w:type="dxa"/>
+              <w:bottom w:w="110" w:type="dxa"/>
+              <w:end w:w="130" w:type="dxa"/>
+            </w:tcMar>
+          </w:tcPr>
+          <w:p>
+            <w:pPr>
+              <w:jc w:val="left"/>
+            </w:pPr>
+            <w:r>
+              <w:rPr>
+                <w:rFonts w:ascii="Aptos" w:hAnsi="Aptos"/>
+                <w:color w:val="000000"/>
+                <w:sz w:val="19"/>
+              </w:rPr>
+              <w:t xml:space="preserve">PriorityCard, PriorityGroup</w:t>
+            </w:r>
+          </w:p>
+        </w:tc>
+        <w:tc>
+          <w:tcPr>
+            <w:tcW w:type="dxa" w:w="2236"/>
+            <w:vAlign w:val="center"/>
+            <w:tcMar>
+              <w:top w:w="110" w:type="dxa"/>
+              <w:start w:w="130" w:type="dxa"/>
+              <w:bottom w:w="110" w:type="dxa"/>
+              <w:end w:w="130" w:type="dxa"/>
+            </w:tcMar>
+          </w:tcPr>
+          <w:p>
+            <w:pPr>
+              <w:jc w:val="left"/>
+            </w:pPr>
+            <w:r>
+              <w:rPr>
+                <w:rFonts w:ascii="Aptos" w:hAnsi="Aptos"/>
+                <w:color w:val="000000"/>
+                <w:sz w:val="19"/>
+              </w:rPr>
+              <w:t xml:space="preserve">activity_register, activity_priority_id</w:t>
+            </w:r>
+          </w:p>
+        </w:tc>
+        <w:tc>
+          <w:tcPr>
+            <w:tcW w:type="dxa" w:w="2000"/>
+            <w:vAlign w:val="center"/>
+            <w:tcMar>
+              <w:top w:w="110" w:type="dxa"/>
+              <w:start w:w="130" w:type="dxa"/>
+              <w:bottom w:w="110" w:type="dxa"/>
+              <w:end w:w="130" w:type="dxa"/>
+            </w:tcMar>
+          </w:tcPr>
+          <w:p>
+            <w:pPr>
+              <w:jc w:val="left"/>
+            </w:pPr>
+            <w:r>
+              <w:rPr>
+                <w:rFonts w:ascii="Aptos" w:hAnsi="Aptos"/>
+                <w:color w:val="000000"/>
+                <w:sz w:val="19"/>
+              </w:rPr>
+              <w:t xml:space="preserve">RegisterActivity, PriorityIdActivity</w:t>
+            </w:r>
+          </w:p>
+        </w:tc>
+        <w:tc>
+          <w:tcPr>
+            <w:tcW w:type="dxa" w:w="1900"/>
+            <w:vAlign w:val="center"/>
+            <w:tcMar>
+              <w:top w:w="110" w:type="dxa"/>
+              <w:start w:w="130" w:type="dxa"/>
+              <w:bottom w:w="110" w:type="dxa"/>
+              <w:end w:w="130" w:type="dxa"/>
+            </w:tcMar>
+          </w:tcPr>
+          <w:p>
+            <w:pPr>
+              <w:jc w:val="left"/>
+            </w:pPr>
+            <w:r>
+              <w:rPr>
+                <w:rFonts w:ascii="Aptos" w:hAnsi="Aptos"/>
+                <w:color w:val="000000"/>
+                <w:sz w:val="19"/>
+              </w:rPr>
+              <w:t xml:space="preserve">PriorityIdService</w:t>
+            </w:r>
+          </w:p>
+        </w:tc>
+      </w:tr>
+      <w:tr>
+        <w:trPr>
+          <w:cantSplit/>
+        </w:trPr>
+        <w:tc>
+          <w:tcPr>
+            <w:tcW w:type="dxa" w:w="1900"/>
+            <w:vAlign w:val="center"/>
+            <w:tcMar>
+              <w:top w:w="110" w:type="dxa"/>
+              <w:start w:w="130" w:type="dxa"/>
+              <w:bottom w:w="110" w:type="dxa"/>
+              <w:end w:w="130" w:type="dxa"/>
+            </w:tcMar>
+          </w:tcPr>
+          <w:p>
+            <w:pPr>
+              <w:jc w:val="left"/>
+            </w:pPr>
+            <w:r>
+              <w:rPr>
+                <w:rFonts w:ascii="Aptos" w:hAnsi="Aptos"/>
+                <w:color w:val="000000"/>
+                <w:sz w:val="19"/>
+              </w:rPr>
+              <w:t xml:space="preserve">Priority ID check</w:t>
+            </w:r>
+          </w:p>
+        </w:tc>
+        <w:tc>
+          <w:tcPr>
+            <w:tcW w:type="dxa" w:w="1900"/>
+            <w:vAlign w:val="center"/>
+            <w:tcMar>
+              <w:top w:w="110" w:type="dxa"/>
+              <w:start w:w="130" w:type="dxa"/>
+              <w:bottom w:w="110" w:type="dxa"/>
+              <w:end w:w="130" w:type="dxa"/>
+            </w:tcMar>
+          </w:tcPr>
+          <w:p>
+            <w:pPr>
+              <w:jc w:val="left"/>
+            </w:pPr>
+            <w:r>
+              <w:rPr>
+                <w:rFonts w:ascii="Aptos" w:hAnsi="Aptos"/>
+                <w:color w:val="000000"/>
+                <w:sz w:val="19"/>
+              </w:rPr>
+              <w:t xml:space="preserve">PriorityCard, ChecklistItem</w:t>
+            </w:r>
+          </w:p>
+        </w:tc>
+        <w:tc>
+          <w:tcPr>
+            <w:tcW w:type="dxa" w:w="2236"/>
+            <w:vAlign w:val="center"/>
+            <w:tcMar>
+              <w:top w:w="110" w:type="dxa"/>
+              <w:start w:w="130" w:type="dxa"/>
+              <w:bottom w:w="110" w:type="dxa"/>
+              <w:end w:w="130" w:type="dxa"/>
+            </w:tcMar>
+          </w:tcPr>
+          <w:p>
+            <w:pPr>
+              <w:jc w:val="left"/>
+            </w:pPr>
+            <w:r>
+              <w:rPr>
+                <w:rFonts w:ascii="Aptos" w:hAnsi="Aptos"/>
+                <w:color w:val="000000"/>
+                <w:sz w:val="19"/>
+              </w:rPr>
+              <w:t xml:space="preserve">activity_priority_check, item_check_row</w:t>
+            </w:r>
+          </w:p>
+        </w:tc>
+        <w:tc>
+          <w:tcPr>
+            <w:tcW w:type="dxa" w:w="2000"/>
+            <w:vAlign w:val="center"/>
+            <w:tcMar>
+              <w:top w:w="110" w:type="dxa"/>
+              <w:start w:w="130" w:type="dxa"/>
+              <w:bottom w:w="110" w:type="dxa"/>
+              <w:end w:w="130" w:type="dxa"/>
+            </w:tcMar>
+          </w:tcPr>
+          <w:p>
+            <w:pPr>
+              <w:jc w:val="left"/>
+            </w:pPr>
+            <w:r>
+              <w:rPr>
+                <w:rFonts w:ascii="Aptos" w:hAnsi="Aptos"/>
+                <w:color w:val="000000"/>
+                <w:sz w:val="19"/>
+              </w:rPr>
+              <w:t xml:space="preserve">PriorityCheckActivity</w:t>
+            </w:r>
+          </w:p>
+        </w:tc>
+        <w:tc>
+          <w:tcPr>
+            <w:tcW w:type="dxa" w:w="1900"/>
+            <w:vAlign w:val="center"/>
+            <w:tcMar>
+              <w:top w:w="110" w:type="dxa"/>
+              <w:start w:w="130" w:type="dxa"/>
+              <w:bottom w:w="110" w:type="dxa"/>
+              <w:end w:w="130" w:type="dxa"/>
+            </w:tcMar>
+          </w:tcPr>
+          <w:p>
+            <w:pPr>
+              <w:jc w:val="left"/>
+            </w:pPr>
+            <w:r>
+              <w:rPr>
+                <w:rFonts w:ascii="Aptos" w:hAnsi="Aptos"/>
+                <w:color w:val="000000"/>
+                <w:sz w:val="19"/>
+              </w:rPr>
+              <w:t xml:space="preserve">PriorityIdService, LigtasService</w:t>
+            </w:r>
+          </w:p>
+        </w:tc>
+      </w:tr>
+    </w:tbl>
+    <w:p>
+      <w:pPr>
+        <w:spacing w:after="40"/>
+      </w:pPr>
+    </w:p>
+    <w:p>
+      <w:pPr>
+        <w:pStyle w:val="Heading2"/>
+      </w:pPr>
+      <w:r>
+        <w:t xml:space="preserve">16.7 Diagrams</w:t>
+      </w:r>
+    </w:p>
+    <w:p>
+      <w:r>
+        <w:rPr>
+          <w:rFonts w:ascii="Aptos" w:hAnsi="Aptos"/>
+          <w:color w:val="000000"/>
+          <w:sz w:val="22"/>
+        </w:rPr>
+        <w:t xml:space="preserve">The diagrams are kept as Mermaid text in docs/ARCHITECTURE_roles_oop_mvc.md so they stay in step with the code (GitHub draws them). In short:</w:t>
+      </w:r>
+    </w:p>
+    <w:p>
+      <w:pPr>
+        <w:pStyle w:val="ListBullet"/>
+      </w:pPr>
+      <w:r>
+        <w:rPr>
+          <w:rFonts w:ascii="Aptos" w:hAnsi="Aptos"/>
+          <w:b/>
+          <w:color w:val="000000"/>
+          <w:sz w:val="22"/>
+        </w:rPr>
+        <w:t xml:space="preserve">Advisory states:</w:t>
+      </w:r>
+      <w:r>
+        <w:rPr>
+          <w:rFonts w:ascii="Aptos" w:hAnsi="Aptos"/>
+          <w:color w:val="000000"/>
+          <w:sz w:val="22"/>
+        </w:rPr>
+        <w:t xml:space="preserve"> Pending &gt; Approved (published, city level) or Declined (locked; a new advisory is written); a pending one can be fixed or withdrawn.</w:t>
+      </w:r>
+    </w:p>
+    <w:p>
+      <w:pPr>
+        <w:pStyle w:val="ListBullet"/>
+      </w:pPr>
+      <w:r>
+        <w:rPr>
+          <w:rFonts w:ascii="Aptos" w:hAnsi="Aptos"/>
+          <w:b/>
+          <w:color w:val="000000"/>
+          <w:sz w:val="22"/>
+        </w:rPr>
+        <w:t xml:space="preserve">Priority ID:</w:t>
+      </w:r>
+      <w:r>
+        <w:rPr>
+          <w:rFonts w:ascii="Aptos" w:hAnsi="Aptos"/>
+          <w:color w:val="000000"/>
+          <w:sz w:val="22"/>
+        </w:rPr>
+        <w:t xml:space="preserve"> resident registers with a group &gt; ID issued (random code) &gt; saved to the phone &gt; moderator scans or types the code &gt; checklist saved &gt; resident sees what is missing.</w:t>
+      </w:r>
+    </w:p>
+    <w:p>
+      <w:pPr>
+        <w:pStyle w:val="ListBullet"/>
+      </w:pPr>
+      <w:r>
+        <w:rPr>
+          <w:rFonts w:ascii="Aptos" w:hAnsi="Aptos"/>
+          <w:b/>
+          <w:color w:val="000000"/>
+          <w:sz w:val="22"/>
+        </w:rPr>
+        <w:t xml:space="preserve">Closure re-planning:</w:t>
+      </w:r>
+      <w:r>
+        <w:rPr>
+          <w:rFonts w:ascii="Aptos" w:hAnsi="Aptos"/>
+          <w:color w:val="000000"/>
+          <w:sz w:val="22"/>
+        </w:rPr>
+        <w:t xml:space="preserve"> LGU posts a closure &gt; Safe Route sees the change &gt; routes planned again; closed routes rank last and detours are requested when every route is closed.</w:t>
+      </w:r>
+    </w:p>
+    <w:p>
+      <w:pPr>
+        <w:pStyle w:val="ListBullet"/>
+      </w:pPr>
+      <w:r>
+        <w:rPr>
+          <w:rFonts w:ascii="Aptos" w:hAnsi="Aptos"/>
+          <w:b/>
+          <w:color w:val="000000"/>
+          <w:sz w:val="22"/>
+        </w:rPr>
+        <w:t xml:space="preserve">Classes:</w:t>
+      </w:r>
+      <w:r>
+        <w:rPr>
+          <w:rFonts w:ascii="Aptos" w:hAnsi="Aptos"/>
+          <w:color w:val="000000"/>
+          <w:sz w:val="22"/>
+        </w:rPr>
+        <w:t xml:space="preserve"> class diagrams of UserProfile/StaffProfile/ModeratorProfile/LguProfile and of AuditableEntity with Advisory, CityAlert, EvacuationCenter and PriorityCard.</w:t>
+      </w:r>
+    </w:p>
+    <w:p>
+      <w:pPr>
+        <w:pStyle w:val="Heading2"/>
+      </w:pPr>
+      <w:r>
+        <w:t xml:space="preserve">16.8 Privacy and security (adds to section 12)</w:t>
+      </w:r>
+    </w:p>
+    <w:p>
+      <w:pPr>
+        <w:pStyle w:val="ListBullet"/>
+      </w:pPr>
+      <w:r>
+        <w:rPr>
+          <w:rFonts w:ascii="Aptos" w:hAnsi="Aptos"/>
+          <w:color w:val="000000"/>
+          <w:sz w:val="22"/>
+        </w:rPr>
+        <w:t xml:space="preserve">The priority ID QR holds only "RUTARESCUE:PRIORITY:" and a random 12-character code; the code is printed for typing.</w:t>
+      </w:r>
+    </w:p>
+    <w:p>
+      <w:pPr>
+        <w:pStyle w:val="ListBullet"/>
+      </w:pPr>
+      <w:r>
+        <w:rPr>
+          <w:rFonts w:ascii="Aptos" w:hAnsi="Aptos"/>
+          <w:color w:val="000000"/>
+          <w:sz w:val="22"/>
+        </w:rPr>
+        <w:t xml:space="preserve">A moderator may open one priority ID by its code but cannot list them; the audit text of a check has no names.</w:t>
+      </w:r>
+    </w:p>
+    <w:p>
+      <w:pPr>
+        <w:pStyle w:val="ListBullet"/>
+      </w:pPr>
+      <w:r>
+        <w:rPr>
+          <w:rFonts w:ascii="Aptos" w:hAnsi="Aptos"/>
+          <w:color w:val="000000"/>
+          <w:sz w:val="22"/>
+        </w:rPr>
+        <w:t xml:space="preserve">The Firestore rules enforce every role rule above: only the LGU writes city alerts, closures, structure status, datasets and centers (except the moderator's headcount fields of their own center); a declined advisory can never be published; a moderator is approved only with a center of the same city.</w:t>
+      </w:r>
+    </w:p>
+    <w:p>
+      <w:pPr>
+        <w:pStyle w:val="ListBullet"/>
+      </w:pPr>
+      <w:r>
+        <w:rPr>
+          <w:rFonts w:ascii="Aptos" w:hAnsi="Aptos"/>
+          <w:color w:val="000000"/>
+          <w:sz w:val="22"/>
+        </w:rPr>
+        <w:t xml:space="preserve">Every staff change is written with an audit event in the same batch. 20 rule tests and 237 unit tests pass.</w:t>
+      </w:r>
+    </w:p>
+    <w:p>
+      <w:pPr>
+        <w:pStyle w:val="Heading2"/>
+      </w:pPr>
+      <w:r>
+        <w:t xml:space="preserve">16.9 Earlier sections affected</w:t>
+      </w:r>
+    </w:p>
+    <w:p>
+      <w:pPr>
+        <w:pStyle w:val="ListBullet"/>
+      </w:pPr>
+      <w:r>
+        <w:rPr>
+          <w:rFonts w:ascii="Aptos" w:hAnsi="Aptos"/>
+          <w:b/>
+          <w:color w:val="000000"/>
+          <w:sz w:val="22"/>
+        </w:rPr>
+        <w:t xml:space="preserve">Section 3: </w:t>
+      </w:r>
+      <w:r>
+        <w:rPr>
+          <w:rFonts w:ascii="Aptos" w:hAnsi="Aptos"/>
+          <w:color w:val="000000"/>
+          <w:sz w:val="22"/>
+        </w:rPr>
+        <w:t xml:space="preserve">three roles (Resident, Moderator, LGU) instead of two.</w:t>
+      </w:r>
+    </w:p>
+    <w:p>
+      <w:pPr>
+        <w:pStyle w:val="ListBullet"/>
+      </w:pPr>
+      <w:r>
+        <w:rPr>
+          <w:rFonts w:ascii="Aptos" w:hAnsi="Aptos"/>
+          <w:b/>
+          <w:color w:val="000000"/>
+          <w:sz w:val="22"/>
+        </w:rPr>
+        <w:t xml:space="preserve">Section 4: </w:t>
+      </w:r>
+      <w:r>
+        <w:rPr>
+          <w:rFonts w:ascii="Aptos" w:hAnsi="Aptos"/>
+          <w:color w:val="000000"/>
+          <w:sz w:val="22"/>
+        </w:rPr>
+        <w:t xml:space="preserve">Home starts with advisories and the alert level; residents in a priority group carry a priority ID.</w:t>
+      </w:r>
+    </w:p>
+    <w:p>
+      <w:pPr>
+        <w:pStyle w:val="ListBullet"/>
+      </w:pPr>
+      <w:r>
+        <w:rPr>
+          <w:rFonts w:ascii="Aptos" w:hAnsi="Aptos"/>
+          <w:b/>
+          <w:color w:val="000000"/>
+          <w:sz w:val="22"/>
+        </w:rPr>
+        <w:t xml:space="preserve">Section 5: </w:t>
+      </w:r>
+      <w:r>
+        <w:rPr>
+          <w:rFonts w:ascii="Aptos" w:hAnsi="Aptos"/>
+          <w:color w:val="000000"/>
+          <w:sz w:val="22"/>
+        </w:rPr>
+        <w:t xml:space="preserve">split into the LGU (announces and approves) and the moderator (runs one center).</w:t>
+      </w:r>
+    </w:p>
+    <w:p>
+      <w:pPr>
+        <w:pStyle w:val="ListBullet"/>
+      </w:pPr>
+      <w:r>
+        <w:rPr>
+          <w:rFonts w:ascii="Aptos" w:hAnsi="Aptos"/>
+          <w:b/>
+          <w:color w:val="000000"/>
+          <w:sz w:val="22"/>
+        </w:rPr>
+        <w:t xml:space="preserve">Section 8: </w:t>
+      </w:r>
+      <w:r>
+        <w:rPr>
+          <w:rFonts w:ascii="Aptos" w:hAnsi="Aptos"/>
+          <w:color w:val="000000"/>
+          <w:sz w:val="22"/>
+        </w:rPr>
+        <w:t xml:space="preserve">routes refresh when the LGU changes closures.</w:t>
+      </w:r>
+    </w:p>
+    <w:p>
+      <w:pPr>
+        <w:pStyle w:val="ListBullet"/>
+      </w:pPr>
+      <w:r>
+        <w:rPr>
+          <w:rFonts w:ascii="Aptos" w:hAnsi="Aptos"/>
+          <w:b/>
+          <w:color w:val="000000"/>
+          <w:sz w:val="22"/>
+        </w:rPr>
+        <w:t xml:space="preserve">Section 10: </w:t>
+      </w:r>
+      <w:r>
+        <w:rPr>
+          <w:rFonts w:ascii="Aptos" w:hAnsi="Aptos"/>
+          <w:color w:val="000000"/>
+          <w:sz w:val="22"/>
+        </w:rPr>
+        <w:t xml:space="preserve">new classes and permissions as in 16.5.</w:t>
+      </w:r>
+    </w:p>
+    <w:p>
+      <w:pPr>
+        <w:pStyle w:val="ListBullet"/>
+      </w:pPr>
+      <w:r>
+        <w:rPr>
+          <w:rFonts w:ascii="Aptos" w:hAnsi="Aptos"/>
+          <w:b/>
+          <w:color w:val="000000"/>
+          <w:sz w:val="22"/>
+        </w:rPr>
+        <w:t xml:space="preserve">Section 13: </w:t>
+      </w:r>
+      <w:r>
+        <w:rPr>
+          <w:rFonts w:ascii="Aptos" w:hAnsi="Aptos"/>
+          <w:color w:val="000000"/>
+          <w:sz w:val="22"/>
+        </w:rPr>
+        <w:t xml:space="preserve">journeys AJ-14 to AJ-19 added.</w:t>
+      </w:r>
+    </w:p>
+    <w:p>
+      <w:pPr>
+        <w:pStyle w:val="ListBullet"/>
+      </w:pPr>
+      <w:r>
+        <w:rPr>
+          <w:rFonts w:ascii="Aptos" w:hAnsi="Aptos"/>
+          <w:b/>
+          <w:color w:val="000000"/>
+          <w:sz w:val="22"/>
+        </w:rPr>
+        <w:t xml:space="preserve">Section 14: </w:t>
+      </w:r>
+      <w:r>
+        <w:rPr>
+          <w:rFonts w:ascii="Aptos" w:hAnsi="Aptos"/>
+          <w:color w:val="000000"/>
+          <w:sz w:val="22"/>
+        </w:rPr>
+        <w:t xml:space="preserve">headcounts are now entered by each center's moderator (information only; still no dispatch).</w:t>
       </w:r>
     </w:p>
     <w:sectPr>
